--- a/contracts/PECH_MEDIA_AND_PUBLIC_COMMUNICATIONS_POLICY.docx
+++ b/contracts/PECH_MEDIA_AND_PUBLIC_COMMUNICATIONS_POLICY.docx
@@ -2,21 +2,108 @@
 <file path=word/document.xml><?xml version="1.0" encoding="utf-8"?>
 <w:document xmlns:w="http://schemas.openxmlformats.org/wordprocessingml/2006/main" xmlns:m="http://schemas.openxmlformats.org/officeDocument/2006/math" xmlns:r="http://schemas.openxmlformats.org/officeDocument/2006/relationships" xmlns:o="urn:schemas-microsoft-com:office:office" xmlns:v="urn:schemas-microsoft-com:vml" xmlns:w10="urn:schemas-microsoft-com:office:word" xmlns:a="http://schemas.openxmlformats.org/drawingml/2006/main" xmlns:pic="http://schemas.openxmlformats.org/drawingml/2006/picture" xmlns:wp="http://schemas.openxmlformats.org/drawingml/2006/wordprocessingDrawing">
   <w:body>
+    <w:p>
+      <w:pPr>
+        <w:pBdr>
+          <w:top w:val="single" w:sz="12" w:space="1" w:color="00BFFF"/>
+          <w:bottom w:val="single" w:sz="36" w:space="0" w:color="F5A623"/>
+        </w:pBdr>
+        <w:spacing w:before="0" w:after="240"/>
+      </w:pPr>
+    </w:p>
+    <w:p>
+      <w:pPr>
+        <w:pBdr>
+          <w:bottom w:val="single" w:sz="6" w:space="1" w:color="00BFFF"/>
+        </w:pBdr>
+        <w:spacing w:before="0" w:after="120"/>
+      </w:pPr>
+    </w:p>
+    <w:p>
+      <w:pPr>
+        <w:jc w:val="center"/>
+        <w:spacing w:before="0" w:after="60"/>
+      </w:pPr>
+      <w:r>
+        <w:rPr>
+          <w:i/>
+          <w:color w:val="E08A00"/>
+          <w:sz w:val="18"/>
+          <w:szCs w:val="18"/>
+        </w:rPr>
+        <w:t>Technology &amp; Infrastructure Enablers for Africa</w:t>
+      </w:r>
+    </w:p>
+    <w:p>
+      <w:pPr>
+        <w:jc w:val="center"/>
+        <w:spacing w:before="200" w:after="40"/>
+      </w:pPr>
+      <w:r>
+        <w:rPr>
+          <w:b/>
+          <w:color w:val="0099CC"/>
+          <w:sz w:val="28"/>
+          <w:szCs w:val="28"/>
+        </w:rPr>
+        <w:t>PECH GROUP HOLDINGS LTD</w:t>
+      </w:r>
+    </w:p>
+    <w:p>
+      <w:pPr>
+        <w:pBdr>
+          <w:top w:val="single" w:sz="36" w:space="0" w:color="F5A623"/>
+          <w:bottom w:val="single" w:sz="12" w:space="1" w:color="00BFFF"/>
+        </w:pBdr>
+        <w:spacing w:after="0"/>
+      </w:pPr>
+    </w:p>
     <w:bookmarkStart w:id="83" w:name="pech-group-holdings-ltd"/>
     <w:p>
       <w:pPr>
         <w:pStyle w:val="Heading1"/>
-      </w:pPr>
-      <w:r>
+        <w:rPr>
+          <w:color w:val="0099CC"/>
+        </w:rPr>
+        <w:pBdr>
+          <w:bottom w:val="single" w:sz="18" w:space="2" w:color="F5A623"/>
+        </w:pBdr>
+      </w:pPr>
+      <w:r>
+        <w:rPr>
+          <w:b/>
+          <w:color w:val="0099CC"/>
+          <w:sz w:val="44"/>
+        </w:rPr>
         <w:t xml:space="preserve">PECH GROUP HOLDINGS LTD</w:t>
       </w:r>
     </w:p>
     <w:bookmarkStart w:id="20" w:name="media-and-public-communications-policy"/>
     <w:p>
       <w:pPr>
+        <w:pBdr>
+          <w:top w:val="single" w:sz="18" w:space="1" w:color="F5A623"/>
+          <w:bottom w:val="single" w:sz="6" w:space="1" w:color="0099CC"/>
+        </w:pBdr>
+        <w:spacing w:before="200" w:after="200"/>
+      </w:pPr>
+    </w:p>
+    <w:p>
+      <w:pPr>
         <w:pStyle w:val="Heading2"/>
-      </w:pPr>
-      <w:r>
+        <w:rPr>
+          <w:color w:val="0099CC"/>
+        </w:rPr>
+        <w:pBdr>
+          <w:bottom w:val="single" w:sz="6" w:space="2" w:color="00BFFF"/>
+        </w:pBdr>
+      </w:pPr>
+      <w:r>
+        <w:rPr>
+          <w:b/>
+          <w:color w:val="0099CC"/>
+          <w:sz w:val="32"/>
+        </w:rPr>
         <w:t xml:space="preserve">Media and Public Communications Policy</w:t>
       </w:r>
     </w:p>
@@ -33,6 +120,14 @@
         <w:tblW w:type="auto" w:w="0"/>
         <w:tblLook w:firstRow="1" w:lastRow="0" w:firstColumn="0" w:lastColumn="0" w:noHBand="0" w:noVBand="0" w:val="0020"/>
         <w:jc w:val="start"/>
+        <w:tblBorders>
+          <w:top w:val="single" w:sz="4" w:space="0" w:color="B0D4E8"/>
+          <w:left w:val="single" w:sz="4" w:space="0" w:color="B0D4E8"/>
+          <w:bottom w:val="single" w:sz="4" w:space="0" w:color="B0D4E8"/>
+          <w:right w:val="single" w:sz="4" w:space="0" w:color="B0D4E8"/>
+          <w:insideH w:val="single" w:sz="4" w:space="0" w:color="B0D4E8"/>
+          <w:insideV w:val="single" w:sz="4" w:space="0" w:color="B0D4E8"/>
+        </w:tblBorders>
       </w:tblPr>
       <w:tblGrid>
         <w:gridCol w:w="3960"/>
@@ -43,7 +138,9 @@
           <w:tblHeader w:val="true"/>
         </w:trPr>
         <w:tc>
-          <w:tcPr/>
+          <w:tcPr>
+            <w:shd w:fill="0099CC" w:val="clear"/>
+          </w:tcPr>
           <w:p>
             <w:pPr>
               <w:pStyle w:val="Compact"/>
@@ -53,19 +150,28 @@
               <w:rPr>
                 <w:bCs/>
                 <w:b/>
+                <w:color w:val="FFFFFF"/>
+                <w:sz w:val="20"/>
               </w:rPr>
               <w:t xml:space="preserve">Effective Date:</w:t>
             </w:r>
           </w:p>
         </w:tc>
         <w:tc>
-          <w:tcPr/>
+          <w:tcPr>
+            <w:shd w:fill="0099CC" w:val="clear"/>
+          </w:tcPr>
           <w:p>
             <w:pPr>
               <w:pStyle w:val="Compact"/>
               <w:jc w:val="left"/>
             </w:pPr>
             <w:r>
+              <w:rPr>
+                <w:b/>
+                <w:color w:val="FFFFFF"/>
+                <w:sz w:val="20"/>
+              </w:rPr>
               <w:t xml:space="preserve">___________________</w:t>
             </w:r>
           </w:p>
@@ -73,7 +179,9 @@
       </w:tr>
       <w:tr>
         <w:tc>
-          <w:tcPr/>
+          <w:tcPr>
+            <w:shd w:fill="FFFFFF" w:val="clear"/>
+          </w:tcPr>
           <w:p>
             <w:pPr>
               <w:pStyle w:val="Compact"/>
@@ -83,19 +191,27 @@
               <w:rPr>
                 <w:bCs/>
                 <w:b/>
+                <w:color w:val="1A1A1A"/>
+                <w:sz w:val="19"/>
               </w:rPr>
               <w:t xml:space="preserve">Version:</w:t>
             </w:r>
           </w:p>
         </w:tc>
         <w:tc>
-          <w:tcPr/>
+          <w:tcPr>
+            <w:shd w:fill="FFFFFF" w:val="clear"/>
+          </w:tcPr>
           <w:p>
             <w:pPr>
               <w:pStyle w:val="Compact"/>
               <w:jc w:val="left"/>
             </w:pPr>
             <w:r>
+              <w:rPr>
+                <w:color w:val="1A1A1A"/>
+                <w:sz w:val="19"/>
+              </w:rPr>
               <w:t xml:space="preserve">1.0</w:t>
             </w:r>
           </w:p>
@@ -103,7 +219,9 @@
       </w:tr>
       <w:tr>
         <w:tc>
-          <w:tcPr/>
+          <w:tcPr>
+            <w:shd w:fill="E8F8FF" w:val="clear"/>
+          </w:tcPr>
           <w:p>
             <w:pPr>
               <w:pStyle w:val="Compact"/>
@@ -113,19 +231,27 @@
               <w:rPr>
                 <w:bCs/>
                 <w:b/>
+                <w:color w:val="1A1A1A"/>
+                <w:sz w:val="19"/>
               </w:rPr>
               <w:t xml:space="preserve">Approved by:</w:t>
             </w:r>
           </w:p>
         </w:tc>
         <w:tc>
-          <w:tcPr/>
+          <w:tcPr>
+            <w:shd w:fill="E8F8FF" w:val="clear"/>
+          </w:tcPr>
           <w:p>
             <w:pPr>
               <w:pStyle w:val="Compact"/>
               <w:jc w:val="left"/>
             </w:pPr>
             <w:r>
+              <w:rPr>
+                <w:color w:val="1A1A1A"/>
+                <w:sz w:val="19"/>
+              </w:rPr>
               <w:t xml:space="preserve">Chief Executive Officer (CEO)</w:t>
             </w:r>
           </w:p>
@@ -133,7 +259,9 @@
       </w:tr>
       <w:tr>
         <w:tc>
-          <w:tcPr/>
+          <w:tcPr>
+            <w:shd w:fill="FFFFFF" w:val="clear"/>
+          </w:tcPr>
           <w:p>
             <w:pPr>
               <w:pStyle w:val="Compact"/>
@@ -143,19 +271,27 @@
               <w:rPr>
                 <w:bCs/>
                 <w:b/>
+                <w:color w:val="1A1A1A"/>
+                <w:sz w:val="19"/>
               </w:rPr>
               <w:t xml:space="preserve">Classification:</w:t>
             </w:r>
           </w:p>
         </w:tc>
         <w:tc>
-          <w:tcPr/>
+          <w:tcPr>
+            <w:shd w:fill="FFFFFF" w:val="clear"/>
+          </w:tcPr>
           <w:p>
             <w:pPr>
               <w:pStyle w:val="Compact"/>
               <w:jc w:val="left"/>
             </w:pPr>
             <w:r>
+              <w:rPr>
+                <w:color w:val="1A1A1A"/>
+                <w:sz w:val="19"/>
+              </w:rPr>
               <w:t xml:space="preserve">Confidential</w:t>
             </w:r>
           </w:p>
@@ -173,9 +309,29 @@
     <w:bookmarkStart w:id="21" w:name="table-of-contents"/>
     <w:p>
       <w:pPr>
+        <w:pBdr>
+          <w:top w:val="single" w:sz="18" w:space="1" w:color="F5A623"/>
+          <w:bottom w:val="single" w:sz="6" w:space="1" w:color="0099CC"/>
+        </w:pBdr>
+        <w:spacing w:before="200" w:after="200"/>
+      </w:pPr>
+    </w:p>
+    <w:p>
+      <w:pPr>
         <w:pStyle w:val="Heading2"/>
-      </w:pPr>
-      <w:r>
+        <w:rPr>
+          <w:color w:val="0099CC"/>
+        </w:rPr>
+        <w:pBdr>
+          <w:bottom w:val="single" w:sz="6" w:space="2" w:color="00BFFF"/>
+        </w:pBdr>
+      </w:pPr>
+      <w:r>
+        <w:rPr>
+          <w:b/>
+          <w:color w:val="0099CC"/>
+          <w:sz w:val="32"/>
+        </w:rPr>
         <w:t xml:space="preserve">Table of Contents</w:t>
       </w:r>
     </w:p>
@@ -428,9 +584,29 @@
     <w:bookmarkStart w:id="24" w:name="purpose-and-scope"/>
     <w:p>
       <w:pPr>
+        <w:pBdr>
+          <w:top w:val="single" w:sz="18" w:space="1" w:color="F5A623"/>
+          <w:bottom w:val="single" w:sz="6" w:space="1" w:color="0099CC"/>
+        </w:pBdr>
+        <w:spacing w:before="200" w:after="200"/>
+      </w:pPr>
+    </w:p>
+    <w:p>
+      <w:pPr>
         <w:pStyle w:val="Heading2"/>
-      </w:pPr>
-      <w:r>
+        <w:rPr>
+          <w:color w:val="0099CC"/>
+        </w:rPr>
+        <w:pBdr>
+          <w:bottom w:val="single" w:sz="6" w:space="2" w:color="00BFFF"/>
+        </w:pBdr>
+      </w:pPr>
+      <w:r>
+        <w:rPr>
+          <w:b/>
+          <w:color w:val="0099CC"/>
+          <w:sz w:val="32"/>
+        </w:rPr>
         <w:t xml:space="preserve">1. Purpose and Scope</w:t>
       </w:r>
     </w:p>
@@ -438,8 +614,16 @@
     <w:p>
       <w:pPr>
         <w:pStyle w:val="Heading3"/>
-      </w:pPr>
-      <w:r>
+        <w:rPr>
+          <w:color w:val="E08A00"/>
+        </w:rPr>
+      </w:pPr>
+      <w:r>
+        <w:rPr>
+          <w:b/>
+          <w:color w:val="E08A00"/>
+          <w:sz w:val="26"/>
+        </w:rPr>
         <w:t xml:space="preserve">1.1 Purpose</w:t>
       </w:r>
     </w:p>
@@ -567,8 +751,16 @@
     <w:p>
       <w:pPr>
         <w:pStyle w:val="Heading3"/>
-      </w:pPr>
-      <w:r>
+        <w:rPr>
+          <w:color w:val="E08A00"/>
+        </w:rPr>
+      </w:pPr>
+      <w:r>
+        <w:rPr>
+          <w:b/>
+          <w:color w:val="E08A00"/>
+          <w:sz w:val="26"/>
+        </w:rPr>
         <w:t xml:space="preserve">1.2 Scope</w:t>
       </w:r>
     </w:p>
@@ -720,9 +912,29 @@
     <w:bookmarkStart w:id="29" w:name="authorized-spokespersons"/>
     <w:p>
       <w:pPr>
+        <w:pBdr>
+          <w:top w:val="single" w:sz="18" w:space="1" w:color="F5A623"/>
+          <w:bottom w:val="single" w:sz="6" w:space="1" w:color="0099CC"/>
+        </w:pBdr>
+        <w:spacing w:before="200" w:after="200"/>
+      </w:pPr>
+    </w:p>
+    <w:p>
+      <w:pPr>
         <w:pStyle w:val="Heading2"/>
-      </w:pPr>
-      <w:r>
+        <w:rPr>
+          <w:color w:val="0099CC"/>
+        </w:rPr>
+        <w:pBdr>
+          <w:bottom w:val="single" w:sz="6" w:space="2" w:color="00BFFF"/>
+        </w:pBdr>
+      </w:pPr>
+      <w:r>
+        <w:rPr>
+          <w:b/>
+          <w:color w:val="0099CC"/>
+          <w:sz w:val="32"/>
+        </w:rPr>
         <w:t xml:space="preserve">2. Authorized Spokespersons</w:t>
       </w:r>
     </w:p>
@@ -730,8 +942,16 @@
     <w:p>
       <w:pPr>
         <w:pStyle w:val="Heading3"/>
-      </w:pPr>
-      <w:r>
+        <w:rPr>
+          <w:color w:val="E08A00"/>
+        </w:rPr>
+      </w:pPr>
+      <w:r>
+        <w:rPr>
+          <w:b/>
+          <w:color w:val="E08A00"/>
+          <w:sz w:val="26"/>
+        </w:rPr>
         <w:t xml:space="preserve">2.1 Designated Spokespersons</w:t>
       </w:r>
     </w:p>
@@ -805,8 +1025,16 @@
     <w:p>
       <w:pPr>
         <w:pStyle w:val="Heading3"/>
-      </w:pPr>
-      <w:r>
+        <w:rPr>
+          <w:color w:val="E08A00"/>
+        </w:rPr>
+      </w:pPr>
+      <w:r>
+        <w:rPr>
+          <w:b/>
+          <w:color w:val="E08A00"/>
+          <w:sz w:val="26"/>
+        </w:rPr>
         <w:t xml:space="preserve">2.2 No Exceptions Without Written Pre-Approval</w:t>
       </w:r>
     </w:p>
@@ -839,8 +1067,16 @@
     <w:p>
       <w:pPr>
         <w:pStyle w:val="Heading3"/>
-      </w:pPr>
-      <w:r>
+        <w:rPr>
+          <w:color w:val="E08A00"/>
+        </w:rPr>
+      </w:pPr>
+      <w:r>
+        <w:rPr>
+          <w:b/>
+          <w:color w:val="E08A00"/>
+          <w:sz w:val="26"/>
+        </w:rPr>
         <w:t xml:space="preserve">2.3 Delegation of Authority</w:t>
       </w:r>
     </w:p>
@@ -905,8 +1141,16 @@
     <w:p>
       <w:pPr>
         <w:pStyle w:val="Heading3"/>
-      </w:pPr>
-      <w:r>
+        <w:rPr>
+          <w:color w:val="E08A00"/>
+        </w:rPr>
+      </w:pPr>
+      <w:r>
+        <w:rPr>
+          <w:b/>
+          <w:color w:val="E08A00"/>
+          <w:sz w:val="26"/>
+        </w:rPr>
         <w:t xml:space="preserve">2.4 Unauthorized Statements</w:t>
       </w:r>
     </w:p>
@@ -930,9 +1174,29 @@
     <w:bookmarkStart w:id="34" w:name="pre-approval-requirement"/>
     <w:p>
       <w:pPr>
+        <w:pBdr>
+          <w:top w:val="single" w:sz="18" w:space="1" w:color="F5A623"/>
+          <w:bottom w:val="single" w:sz="6" w:space="1" w:color="0099CC"/>
+        </w:pBdr>
+        <w:spacing w:before="200" w:after="200"/>
+      </w:pPr>
+    </w:p>
+    <w:p>
+      <w:pPr>
         <w:pStyle w:val="Heading2"/>
-      </w:pPr>
-      <w:r>
+        <w:rPr>
+          <w:color w:val="0099CC"/>
+        </w:rPr>
+        <w:pBdr>
+          <w:bottom w:val="single" w:sz="6" w:space="2" w:color="00BFFF"/>
+        </w:pBdr>
+      </w:pPr>
+      <w:r>
+        <w:rPr>
+          <w:b/>
+          <w:color w:val="0099CC"/>
+          <w:sz w:val="32"/>
+        </w:rPr>
         <w:t xml:space="preserve">3. Pre-Approval Requirement</w:t>
       </w:r>
     </w:p>
@@ -940,8 +1204,16 @@
     <w:p>
       <w:pPr>
         <w:pStyle w:val="Heading3"/>
-      </w:pPr>
-      <w:r>
+        <w:rPr>
+          <w:color w:val="E08A00"/>
+        </w:rPr>
+      </w:pPr>
+      <w:r>
+        <w:rPr>
+          <w:b/>
+          <w:color w:val="E08A00"/>
+          <w:sz w:val="26"/>
+        </w:rPr>
         <w:t xml:space="preserve">3.1 Mandatory Prior Written Approval</w:t>
       </w:r>
     </w:p>
@@ -984,8 +1256,16 @@
     <w:p>
       <w:pPr>
         <w:pStyle w:val="Heading3"/>
-      </w:pPr>
-      <w:r>
+        <w:rPr>
+          <w:color w:val="E08A00"/>
+        </w:rPr>
+      </w:pPr>
+      <w:r>
+        <w:rPr>
+          <w:b/>
+          <w:color w:val="E08A00"/>
+          <w:sz w:val="26"/>
+        </w:rPr>
         <w:t xml:space="preserve">3.2 Covered Communications</w:t>
       </w:r>
     </w:p>
@@ -1158,8 +1438,16 @@
     <w:p>
       <w:pPr>
         <w:pStyle w:val="Heading3"/>
-      </w:pPr>
-      <w:r>
+        <w:rPr>
+          <w:color w:val="E08A00"/>
+        </w:rPr>
+      </w:pPr>
+      <w:r>
+        <w:rPr>
+          <w:b/>
+          <w:color w:val="E08A00"/>
+          <w:sz w:val="26"/>
+        </w:rPr>
         <w:t xml:space="preserve">3.3 Approval Process</w:t>
       </w:r>
     </w:p>
@@ -1264,8 +1552,16 @@
     <w:p>
       <w:pPr>
         <w:pStyle w:val="Heading3"/>
-      </w:pPr>
-      <w:r>
+        <w:rPr>
+          <w:color w:val="E08A00"/>
+        </w:rPr>
+      </w:pPr>
+      <w:r>
+        <w:rPr>
+          <w:b/>
+          <w:color w:val="E08A00"/>
+          <w:sz w:val="26"/>
+        </w:rPr>
         <w:t xml:space="preserve">3.4 No Implied Approval</w:t>
       </w:r>
     </w:p>
@@ -1305,9 +1601,29 @@
     <w:bookmarkStart w:id="39" w:name="social-media-guidelines"/>
     <w:p>
       <w:pPr>
+        <w:pBdr>
+          <w:top w:val="single" w:sz="18" w:space="1" w:color="F5A623"/>
+          <w:bottom w:val="single" w:sz="6" w:space="1" w:color="0099CC"/>
+        </w:pBdr>
+        <w:spacing w:before="200" w:after="200"/>
+      </w:pPr>
+    </w:p>
+    <w:p>
+      <w:pPr>
         <w:pStyle w:val="Heading2"/>
-      </w:pPr>
-      <w:r>
+        <w:rPr>
+          <w:color w:val="0099CC"/>
+        </w:rPr>
+        <w:pBdr>
+          <w:bottom w:val="single" w:sz="6" w:space="2" w:color="00BFFF"/>
+        </w:pBdr>
+      </w:pPr>
+      <w:r>
+        <w:rPr>
+          <w:b/>
+          <w:color w:val="0099CC"/>
+          <w:sz w:val="32"/>
+        </w:rPr>
         <w:t xml:space="preserve">4. Social Media Guidelines</w:t>
       </w:r>
     </w:p>
@@ -1315,8 +1631,16 @@
     <w:p>
       <w:pPr>
         <w:pStyle w:val="Heading3"/>
-      </w:pPr>
-      <w:r>
+        <w:rPr>
+          <w:color w:val="E08A00"/>
+        </w:rPr>
+      </w:pPr>
+      <w:r>
+        <w:rPr>
+          <w:b/>
+          <w:color w:val="E08A00"/>
+          <w:sz w:val="26"/>
+        </w:rPr>
         <w:t xml:space="preserve">4.1 General Prohibition</w:t>
       </w:r>
     </w:p>
@@ -1333,8 +1657,16 @@
     <w:p>
       <w:pPr>
         <w:pStyle w:val="Heading3"/>
-      </w:pPr>
-      <w:r>
+        <w:rPr>
+          <w:color w:val="E08A00"/>
+        </w:rPr>
+      </w:pPr>
+      <w:r>
+        <w:rPr>
+          <w:b/>
+          <w:color w:val="E08A00"/>
+          <w:sz w:val="26"/>
+        </w:rPr>
         <w:t xml:space="preserve">4.2 Personal Social Media Accounts</w:t>
       </w:r>
     </w:p>
@@ -1365,6 +1697,10 @@
     <w:p>
       <w:pPr>
         <w:pStyle w:val="BlockText"/>
+        <w:pBdr>
+          <w:left w:val="single" w:sz="24" w:space="6" w:color="F5A623"/>
+        </w:pBdr>
+        <w:shd w:fill="FFF8E1" w:val="clear"/>
       </w:pPr>
       <w:r>
         <w:rPr>
@@ -1393,8 +1729,16 @@
     <w:p>
       <w:pPr>
         <w:pStyle w:val="Heading3"/>
-      </w:pPr>
-      <w:r>
+        <w:rPr>
+          <w:color w:val="E08A00"/>
+        </w:rPr>
+      </w:pPr>
+      <w:r>
+        <w:rPr>
+          <w:b/>
+          <w:color w:val="E08A00"/>
+          <w:sz w:val="26"/>
+        </w:rPr>
         <w:t xml:space="preserve">4.3 Prohibited Social Media Activities</w:t>
       </w:r>
     </w:p>
@@ -1507,8 +1851,16 @@
     <w:p>
       <w:pPr>
         <w:pStyle w:val="Heading3"/>
-      </w:pPr>
-      <w:r>
+        <w:rPr>
+          <w:color w:val="E08A00"/>
+        </w:rPr>
+      </w:pPr>
+      <w:r>
+        <w:rPr>
+          <w:b/>
+          <w:color w:val="E08A00"/>
+          <w:sz w:val="26"/>
+        </w:rPr>
         <w:t xml:space="preserve">4.4 Official Company Accounts</w:t>
       </w:r>
     </w:p>
@@ -1532,9 +1884,29 @@
     <w:bookmarkStart w:id="44" w:name="conference-and-speaking-engagements"/>
     <w:p>
       <w:pPr>
+        <w:pBdr>
+          <w:top w:val="single" w:sz="18" w:space="1" w:color="F5A623"/>
+          <w:bottom w:val="single" w:sz="6" w:space="1" w:color="0099CC"/>
+        </w:pBdr>
+        <w:spacing w:before="200" w:after="200"/>
+      </w:pPr>
+    </w:p>
+    <w:p>
+      <w:pPr>
         <w:pStyle w:val="Heading2"/>
-      </w:pPr>
-      <w:r>
+        <w:rPr>
+          <w:color w:val="0099CC"/>
+        </w:rPr>
+        <w:pBdr>
+          <w:bottom w:val="single" w:sz="6" w:space="2" w:color="00BFFF"/>
+        </w:pBdr>
+      </w:pPr>
+      <w:r>
+        <w:rPr>
+          <w:b/>
+          <w:color w:val="0099CC"/>
+          <w:sz w:val="32"/>
+        </w:rPr>
         <w:t xml:space="preserve">5. Conference and Speaking Engagements</w:t>
       </w:r>
     </w:p>
@@ -1542,8 +1914,16 @@
     <w:p>
       <w:pPr>
         <w:pStyle w:val="Heading3"/>
-      </w:pPr>
-      <w:r>
+        <w:rPr>
+          <w:color w:val="E08A00"/>
+        </w:rPr>
+      </w:pPr>
+      <w:r>
+        <w:rPr>
+          <w:b/>
+          <w:color w:val="E08A00"/>
+          <w:sz w:val="26"/>
+        </w:rPr>
         <w:t xml:space="preserve">5.1 Advance Approval Required</w:t>
       </w:r>
     </w:p>
@@ -1576,8 +1956,16 @@
     <w:p>
       <w:pPr>
         <w:pStyle w:val="Heading3"/>
-      </w:pPr>
-      <w:r>
+        <w:rPr>
+          <w:color w:val="E08A00"/>
+        </w:rPr>
+      </w:pPr>
+      <w:r>
+        <w:rPr>
+          <w:b/>
+          <w:color w:val="E08A00"/>
+          <w:sz w:val="26"/>
+        </w:rPr>
         <w:t xml:space="preserve">5.2 Content Review and Approval</w:t>
       </w:r>
     </w:p>
@@ -1646,8 +2034,16 @@
     <w:p>
       <w:pPr>
         <w:pStyle w:val="Heading3"/>
-      </w:pPr>
-      <w:r>
+        <w:rPr>
+          <w:color w:val="E08A00"/>
+        </w:rPr>
+      </w:pPr>
+      <w:r>
+        <w:rPr>
+          <w:b/>
+          <w:color w:val="E08A00"/>
+          <w:sz w:val="26"/>
+        </w:rPr>
         <w:t xml:space="preserve">5.3 Post-Presentation Obligations</w:t>
       </w:r>
     </w:p>
@@ -1728,8 +2124,16 @@
     <w:p>
       <w:pPr>
         <w:pStyle w:val="Heading3"/>
-      </w:pPr>
-      <w:r>
+        <w:rPr>
+          <w:color w:val="E08A00"/>
+        </w:rPr>
+      </w:pPr>
+      <w:r>
+        <w:rPr>
+          <w:b/>
+          <w:color w:val="E08A00"/>
+          <w:sz w:val="26"/>
+        </w:rPr>
         <w:t xml:space="preserve">5.4 Restrictions During Engagements</w:t>
       </w:r>
     </w:p>
@@ -1825,9 +2229,29 @@
     <w:bookmarkStart w:id="49" w:name="media-inquiries"/>
     <w:p>
       <w:pPr>
+        <w:pBdr>
+          <w:top w:val="single" w:sz="18" w:space="1" w:color="F5A623"/>
+          <w:bottom w:val="single" w:sz="6" w:space="1" w:color="0099CC"/>
+        </w:pBdr>
+        <w:spacing w:before="200" w:after="200"/>
+      </w:pPr>
+    </w:p>
+    <w:p>
+      <w:pPr>
         <w:pStyle w:val="Heading2"/>
-      </w:pPr>
-      <w:r>
+        <w:rPr>
+          <w:color w:val="0099CC"/>
+        </w:rPr>
+        <w:pBdr>
+          <w:bottom w:val="single" w:sz="6" w:space="2" w:color="00BFFF"/>
+        </w:pBdr>
+      </w:pPr>
+      <w:r>
+        <w:rPr>
+          <w:b/>
+          <w:color w:val="0099CC"/>
+          <w:sz w:val="32"/>
+        </w:rPr>
         <w:t xml:space="preserve">6. Media Inquiries</w:t>
       </w:r>
     </w:p>
@@ -1835,8 +2259,16 @@
     <w:p>
       <w:pPr>
         <w:pStyle w:val="Heading3"/>
-      </w:pPr>
-      <w:r>
+        <w:rPr>
+          <w:color w:val="E08A00"/>
+        </w:rPr>
+      </w:pPr>
+      <w:r>
+        <w:rPr>
+          <w:b/>
+          <w:color w:val="E08A00"/>
+          <w:sz w:val="26"/>
+        </w:rPr>
         <w:t xml:space="preserve">6.1 Immediate Redirection</w:t>
       </w:r>
     </w:p>
@@ -1879,8 +2311,16 @@
     <w:p>
       <w:pPr>
         <w:pStyle w:val="Heading3"/>
-      </w:pPr>
-      <w:r>
+        <w:rPr>
+          <w:color w:val="E08A00"/>
+        </w:rPr>
+      </w:pPr>
+      <w:r>
+        <w:rPr>
+          <w:b/>
+          <w:color w:val="E08A00"/>
+          <w:sz w:val="26"/>
+        </w:rPr>
         <w:t xml:space="preserve">6.2 No Engagement</w:t>
       </w:r>
     </w:p>
@@ -2017,8 +2457,16 @@
     <w:p>
       <w:pPr>
         <w:pStyle w:val="Heading3"/>
-      </w:pPr>
-      <w:r>
+        <w:rPr>
+          <w:color w:val="E08A00"/>
+        </w:rPr>
+      </w:pPr>
+      <w:r>
+        <w:rPr>
+          <w:b/>
+          <w:color w:val="E08A00"/>
+          <w:sz w:val="26"/>
+        </w:rPr>
         <w:t xml:space="preserve">6.3 Required Response</w:t>
       </w:r>
     </w:p>
@@ -2049,6 +2497,10 @@
     <w:p>
       <w:pPr>
         <w:pStyle w:val="BlockText"/>
+        <w:pBdr>
+          <w:left w:val="single" w:sz="24" w:space="6" w:color="F5A623"/>
+        </w:pBdr>
+        <w:shd w:fill="FFF8E1" w:val="clear"/>
       </w:pPr>
       <w:r>
         <w:rPr>
@@ -2077,8 +2529,16 @@
     <w:p>
       <w:pPr>
         <w:pStyle w:val="Heading3"/>
-      </w:pPr>
-      <w:r>
+        <w:rPr>
+          <w:color w:val="E08A00"/>
+        </w:rPr>
+      </w:pPr>
+      <w:r>
+        <w:rPr>
+          <w:b/>
+          <w:color w:val="E08A00"/>
+          <w:sz w:val="26"/>
+        </w:rPr>
         <w:t xml:space="preserve">6.4 Information Recording</w:t>
       </w:r>
     </w:p>
@@ -2280,9 +2740,29 @@
     <w:bookmarkStart w:id="52" w:name="permitted-statements"/>
     <w:p>
       <w:pPr>
+        <w:pBdr>
+          <w:top w:val="single" w:sz="18" w:space="1" w:color="F5A623"/>
+          <w:bottom w:val="single" w:sz="6" w:space="1" w:color="0099CC"/>
+        </w:pBdr>
+        <w:spacing w:before="200" w:after="200"/>
+      </w:pPr>
+    </w:p>
+    <w:p>
+      <w:pPr>
         <w:pStyle w:val="Heading2"/>
-      </w:pPr>
-      <w:r>
+        <w:rPr>
+          <w:color w:val="0099CC"/>
+        </w:rPr>
+        <w:pBdr>
+          <w:bottom w:val="single" w:sz="6" w:space="2" w:color="00BFFF"/>
+        </w:pBdr>
+      </w:pPr>
+      <w:r>
+        <w:rPr>
+          <w:b/>
+          <w:color w:val="0099CC"/>
+          <w:sz w:val="32"/>
+        </w:rPr>
         <w:t xml:space="preserve">7. Permitted Statements</w:t>
       </w:r>
     </w:p>
@@ -2290,8 +2770,16 @@
     <w:p>
       <w:pPr>
         <w:pStyle w:val="Heading3"/>
-      </w:pPr>
-      <w:r>
+        <w:rPr>
+          <w:color w:val="E08A00"/>
+        </w:rPr>
+      </w:pPr>
+      <w:r>
+        <w:rPr>
+          <w:b/>
+          <w:color w:val="E08A00"/>
+          <w:sz w:val="26"/>
+        </w:rPr>
         <w:t xml:space="preserve">7.1 Authorized General Statements</w:t>
       </w:r>
     </w:p>
@@ -2374,6 +2862,10 @@
     <w:p>
       <w:pPr>
         <w:pStyle w:val="BlockText"/>
+        <w:pBdr>
+          <w:left w:val="single" w:sz="24" w:space="6" w:color="F5A623"/>
+        </w:pBdr>
+        <w:shd w:fill="FFF8E1" w:val="clear"/>
       </w:pPr>
       <w:r>
         <w:rPr>
@@ -2402,8 +2894,16 @@
     <w:p>
       <w:pPr>
         <w:pStyle w:val="Heading3"/>
-      </w:pPr>
-      <w:r>
+        <w:rPr>
+          <w:color w:val="E08A00"/>
+        </w:rPr>
+      </w:pPr>
+      <w:r>
+        <w:rPr>
+          <w:b/>
+          <w:color w:val="E08A00"/>
+          <w:sz w:val="26"/>
+        </w:rPr>
         <w:t xml:space="preserve">7.2 Limitations</w:t>
       </w:r>
     </w:p>
@@ -2476,9 +2976,29 @@
     <w:bookmarkStart w:id="55" w:name="prohibited-disclosures"/>
     <w:p>
       <w:pPr>
+        <w:pBdr>
+          <w:top w:val="single" w:sz="18" w:space="1" w:color="F5A623"/>
+          <w:bottom w:val="single" w:sz="6" w:space="1" w:color="0099CC"/>
+        </w:pBdr>
+        <w:spacing w:before="200" w:after="200"/>
+      </w:pPr>
+    </w:p>
+    <w:p>
+      <w:pPr>
         <w:pStyle w:val="Heading2"/>
-      </w:pPr>
-      <w:r>
+        <w:rPr>
+          <w:color w:val="0099CC"/>
+        </w:rPr>
+        <w:pBdr>
+          <w:bottom w:val="single" w:sz="6" w:space="2" w:color="00BFFF"/>
+        </w:pBdr>
+      </w:pPr>
+      <w:r>
+        <w:rPr>
+          <w:b/>
+          <w:color w:val="0099CC"/>
+          <w:sz w:val="32"/>
+        </w:rPr>
         <w:t xml:space="preserve">8. Prohibited Disclosures</w:t>
       </w:r>
     </w:p>
@@ -2486,8 +3006,16 @@
     <w:p>
       <w:pPr>
         <w:pStyle w:val="Heading3"/>
-      </w:pPr>
-      <w:r>
+        <w:rPr>
+          <w:color w:val="E08A00"/>
+        </w:rPr>
+      </w:pPr>
+      <w:r>
+        <w:rPr>
+          <w:b/>
+          <w:color w:val="E08A00"/>
+          <w:sz w:val="26"/>
+        </w:rPr>
         <w:t xml:space="preserve">8.1 Strictly Prohibited Information</w:t>
       </w:r>
     </w:p>
@@ -2714,8 +3242,16 @@
     <w:p>
       <w:pPr>
         <w:pStyle w:val="Heading3"/>
-      </w:pPr>
-      <w:r>
+        <w:rPr>
+          <w:color w:val="E08A00"/>
+        </w:rPr>
+      </w:pPr>
+      <w:r>
+        <w:rPr>
+          <w:b/>
+          <w:color w:val="E08A00"/>
+          <w:sz w:val="26"/>
+        </w:rPr>
         <w:t xml:space="preserve">8.2 Presumption of Confidentiality</w:t>
       </w:r>
     </w:p>
@@ -2755,9 +3291,29 @@
     <w:bookmarkStart w:id="60" w:name="crisis-communications"/>
     <w:p>
       <w:pPr>
+        <w:pBdr>
+          <w:top w:val="single" w:sz="18" w:space="1" w:color="F5A623"/>
+          <w:bottom w:val="single" w:sz="6" w:space="1" w:color="0099CC"/>
+        </w:pBdr>
+        <w:spacing w:before="200" w:after="200"/>
+      </w:pPr>
+    </w:p>
+    <w:p>
+      <w:pPr>
         <w:pStyle w:val="Heading2"/>
-      </w:pPr>
-      <w:r>
+        <w:rPr>
+          <w:color w:val="0099CC"/>
+        </w:rPr>
+        <w:pBdr>
+          <w:bottom w:val="single" w:sz="6" w:space="2" w:color="00BFFF"/>
+        </w:pBdr>
+      </w:pPr>
+      <w:r>
+        <w:rPr>
+          <w:b/>
+          <w:color w:val="0099CC"/>
+          <w:sz w:val="32"/>
+        </w:rPr>
         <w:t xml:space="preserve">9. Crisis Communications</w:t>
       </w:r>
     </w:p>
@@ -2765,8 +3321,16 @@
     <w:p>
       <w:pPr>
         <w:pStyle w:val="Heading3"/>
-      </w:pPr>
-      <w:r>
+        <w:rPr>
+          <w:color w:val="E08A00"/>
+        </w:rPr>
+      </w:pPr>
+      <w:r>
+        <w:rPr>
+          <w:b/>
+          <w:color w:val="E08A00"/>
+          <w:sz w:val="26"/>
+        </w:rPr>
         <w:t xml:space="preserve">9.1 Definition of Crisis</w:t>
       </w:r>
     </w:p>
@@ -2879,8 +3443,16 @@
     <w:p>
       <w:pPr>
         <w:pStyle w:val="Heading3"/>
-      </w:pPr>
-      <w:r>
+        <w:rPr>
+          <w:color w:val="E08A00"/>
+        </w:rPr>
+      </w:pPr>
+      <w:r>
+        <w:rPr>
+          <w:b/>
+          <w:color w:val="E08A00"/>
+          <w:sz w:val="26"/>
+        </w:rPr>
         <w:t xml:space="preserve">9.2 Sole Spokesperson</w:t>
       </w:r>
     </w:p>
@@ -2913,8 +3485,16 @@
     <w:p>
       <w:pPr>
         <w:pStyle w:val="Heading3"/>
-      </w:pPr>
-      <w:r>
+        <w:rPr>
+          <w:color w:val="E08A00"/>
+        </w:rPr>
+      </w:pPr>
+      <w:r>
+        <w:rPr>
+          <w:b/>
+          <w:color w:val="E08A00"/>
+          <w:sz w:val="26"/>
+        </w:rPr>
         <w:t xml:space="preserve">9.3 Absolute Prohibition on Personal Comments</w:t>
       </w:r>
     </w:p>
@@ -2979,8 +3559,16 @@
     <w:p>
       <w:pPr>
         <w:pStyle w:val="Heading3"/>
-      </w:pPr>
-      <w:r>
+        <w:rPr>
+          <w:color w:val="E08A00"/>
+        </w:rPr>
+      </w:pPr>
+      <w:r>
+        <w:rPr>
+          <w:b/>
+          <w:color w:val="E08A00"/>
+          <w:sz w:val="26"/>
+        </w:rPr>
         <w:t xml:space="preserve">9.4 Redirection During Crisis</w:t>
       </w:r>
     </w:p>
@@ -2995,6 +3583,10 @@
     <w:p>
       <w:pPr>
         <w:pStyle w:val="BlockText"/>
+        <w:pBdr>
+          <w:left w:val="single" w:sz="24" w:space="6" w:color="F5A623"/>
+        </w:pBdr>
+        <w:shd w:fill="FFF8E1" w:val="clear"/>
       </w:pPr>
       <w:r>
         <w:rPr>
@@ -3030,9 +3622,29 @@
     <w:bookmarkStart w:id="63" w:name="whistleblower-protection"/>
     <w:p>
       <w:pPr>
+        <w:pBdr>
+          <w:top w:val="single" w:sz="18" w:space="1" w:color="F5A623"/>
+          <w:bottom w:val="single" w:sz="6" w:space="1" w:color="0099CC"/>
+        </w:pBdr>
+        <w:spacing w:before="200" w:after="200"/>
+      </w:pPr>
+    </w:p>
+    <w:p>
+      <w:pPr>
         <w:pStyle w:val="Heading2"/>
-      </w:pPr>
-      <w:r>
+        <w:rPr>
+          <w:color w:val="0099CC"/>
+        </w:rPr>
+        <w:pBdr>
+          <w:bottom w:val="single" w:sz="6" w:space="2" w:color="00BFFF"/>
+        </w:pBdr>
+      </w:pPr>
+      <w:r>
+        <w:rPr>
+          <w:b/>
+          <w:color w:val="0099CC"/>
+          <w:sz w:val="32"/>
+        </w:rPr>
         <w:t xml:space="preserve">10. Whistleblower Protection</w:t>
       </w:r>
     </w:p>
@@ -3040,8 +3652,16 @@
     <w:p>
       <w:pPr>
         <w:pStyle w:val="Heading3"/>
-      </w:pPr>
-      <w:r>
+        <w:rPr>
+          <w:color w:val="E08A00"/>
+        </w:rPr>
+      </w:pPr>
+      <w:r>
+        <w:rPr>
+          <w:b/>
+          <w:color w:val="E08A00"/>
+          <w:sz w:val="26"/>
+        </w:rPr>
         <w:t xml:space="preserve">10.1 Regulatory Reporting Preserved</w:t>
       </w:r>
     </w:p>
@@ -3300,8 +3920,16 @@
     <w:p>
       <w:pPr>
         <w:pStyle w:val="Heading3"/>
-      </w:pPr>
-      <w:r>
+        <w:rPr>
+          <w:color w:val="E08A00"/>
+        </w:rPr>
+      </w:pPr>
+      <w:r>
+        <w:rPr>
+          <w:b/>
+          <w:color w:val="E08A00"/>
+          <w:sz w:val="26"/>
+        </w:rPr>
         <w:t xml:space="preserve">10.2 No Retaliation</w:t>
       </w:r>
     </w:p>
@@ -3325,9 +3953,29 @@
     <w:bookmarkStart w:id="71" w:name="breach-consequences"/>
     <w:p>
       <w:pPr>
+        <w:pBdr>
+          <w:top w:val="single" w:sz="18" w:space="1" w:color="F5A623"/>
+          <w:bottom w:val="single" w:sz="6" w:space="1" w:color="0099CC"/>
+        </w:pBdr>
+        <w:spacing w:before="200" w:after="200"/>
+      </w:pPr>
+    </w:p>
+    <w:p>
+      <w:pPr>
         <w:pStyle w:val="Heading2"/>
-      </w:pPr>
-      <w:r>
+        <w:rPr>
+          <w:color w:val="0099CC"/>
+        </w:rPr>
+        <w:pBdr>
+          <w:bottom w:val="single" w:sz="6" w:space="2" w:color="00BFFF"/>
+        </w:pBdr>
+      </w:pPr>
+      <w:r>
+        <w:rPr>
+          <w:b/>
+          <w:color w:val="0099CC"/>
+          <w:sz w:val="32"/>
+        </w:rPr>
         <w:t xml:space="preserve">11. Breach Consequences</w:t>
       </w:r>
     </w:p>
@@ -3335,8 +3983,16 @@
     <w:p>
       <w:pPr>
         <w:pStyle w:val="Heading3"/>
-      </w:pPr>
-      <w:r>
+        <w:rPr>
+          <w:color w:val="E08A00"/>
+        </w:rPr>
+      </w:pPr>
+      <w:r>
+        <w:rPr>
+          <w:b/>
+          <w:color w:val="E08A00"/>
+          <w:sz w:val="26"/>
+        </w:rPr>
         <w:t xml:space="preserve">11.1 Disciplinary Framework</w:t>
       </w:r>
     </w:p>
@@ -3352,8 +4008,16 @@
     <w:p>
       <w:pPr>
         <w:pStyle w:val="Heading4"/>
-      </w:pPr>
-      <w:r>
+        <w:rPr>
+          <w:color w:val="00BFFF"/>
+        </w:rPr>
+      </w:pPr>
+      <w:r>
+        <w:rPr>
+          <w:b/>
+          <w:color w:val="00BFFF"/>
+          <w:sz w:val="22"/>
+        </w:rPr>
         <w:t xml:space="preserve">First Offense</w:t>
       </w:r>
     </w:p>
@@ -3434,8 +4098,16 @@
     <w:p>
       <w:pPr>
         <w:pStyle w:val="Heading4"/>
-      </w:pPr>
-      <w:r>
+        <w:rPr>
+          <w:color w:val="00BFFF"/>
+        </w:rPr>
+      </w:pPr>
+      <w:r>
+        <w:rPr>
+          <w:b/>
+          <w:color w:val="00BFFF"/>
+          <w:sz w:val="22"/>
+        </w:rPr>
         <w:t xml:space="preserve">Second Offense</w:t>
       </w:r>
     </w:p>
@@ -3513,8 +4185,16 @@
     <w:p>
       <w:pPr>
         <w:pStyle w:val="Heading4"/>
-      </w:pPr>
-      <w:r>
+        <w:rPr>
+          <w:color w:val="00BFFF"/>
+        </w:rPr>
+      </w:pPr>
+      <w:r>
+        <w:rPr>
+          <w:b/>
+          <w:color w:val="00BFFF"/>
+          <w:sz w:val="22"/>
+        </w:rPr>
         <w:t xml:space="preserve">Third Offense or Serious Breach</w:t>
       </w:r>
     </w:p>
@@ -3555,8 +4235,16 @@
     <w:p>
       <w:pPr>
         <w:pStyle w:val="Heading3"/>
-      </w:pPr>
-      <w:r>
+        <w:rPr>
+          <w:color w:val="E08A00"/>
+        </w:rPr>
+      </w:pPr>
+      <w:r>
+        <w:rPr>
+          <w:b/>
+          <w:color w:val="E08A00"/>
+          <w:sz w:val="26"/>
+        </w:rPr>
         <w:t xml:space="preserve">11.2 Serious Breach</w:t>
       </w:r>
     </w:p>
@@ -3633,8 +4321,16 @@
     <w:p>
       <w:pPr>
         <w:pStyle w:val="Heading3"/>
-      </w:pPr>
-      <w:r>
+        <w:rPr>
+          <w:color w:val="E08A00"/>
+        </w:rPr>
+      </w:pPr>
+      <w:r>
+        <w:rPr>
+          <w:b/>
+          <w:color w:val="E08A00"/>
+          <w:sz w:val="26"/>
+        </w:rPr>
         <w:t xml:space="preserve">11.3 Legal Action</w:t>
       </w:r>
     </w:p>
@@ -3723,8 +4419,16 @@
     <w:p>
       <w:pPr>
         <w:pStyle w:val="Heading3"/>
-      </w:pPr>
-      <w:r>
+        <w:rPr>
+          <w:color w:val="E08A00"/>
+        </w:rPr>
+      </w:pPr>
+      <w:r>
+        <w:rPr>
+          <w:b/>
+          <w:color w:val="E08A00"/>
+          <w:sz w:val="26"/>
+        </w:rPr>
         <w:t xml:space="preserve">11.4 Contractors, Interns, and Consultants</w:t>
       </w:r>
     </w:p>
@@ -3796,9 +4500,29 @@
     <w:bookmarkStart w:id="77" w:name="post-employment-obligations"/>
     <w:p>
       <w:pPr>
+        <w:pBdr>
+          <w:top w:val="single" w:sz="18" w:space="1" w:color="F5A623"/>
+          <w:bottom w:val="single" w:sz="6" w:space="1" w:color="0099CC"/>
+        </w:pBdr>
+        <w:spacing w:before="200" w:after="200"/>
+      </w:pPr>
+    </w:p>
+    <w:p>
+      <w:pPr>
         <w:pStyle w:val="Heading2"/>
-      </w:pPr>
-      <w:r>
+        <w:rPr>
+          <w:color w:val="0099CC"/>
+        </w:rPr>
+        <w:pBdr>
+          <w:bottom w:val="single" w:sz="6" w:space="2" w:color="00BFFF"/>
+        </w:pBdr>
+      </w:pPr>
+      <w:r>
+        <w:rPr>
+          <w:b/>
+          <w:color w:val="0099CC"/>
+          <w:sz w:val="32"/>
+        </w:rPr>
         <w:t xml:space="preserve">12. Post-Employment Obligations</w:t>
       </w:r>
     </w:p>
@@ -3806,8 +4530,16 @@
     <w:p>
       <w:pPr>
         <w:pStyle w:val="Heading3"/>
-      </w:pPr>
-      <w:r>
+        <w:rPr>
+          <w:color w:val="E08A00"/>
+        </w:rPr>
+      </w:pPr>
+      <w:r>
+        <w:rPr>
+          <w:b/>
+          <w:color w:val="E08A00"/>
+          <w:sz w:val="26"/>
+        </w:rPr>
         <w:t xml:space="preserve">12.1 Perpetual Restrictions</w:t>
       </w:r>
     </w:p>
@@ -3840,8 +4572,16 @@
     <w:p>
       <w:pPr>
         <w:pStyle w:val="Heading3"/>
-      </w:pPr>
-      <w:r>
+        <w:rPr>
+          <w:color w:val="E08A00"/>
+        </w:rPr>
+      </w:pPr>
+      <w:r>
+        <w:rPr>
+          <w:b/>
+          <w:color w:val="E08A00"/>
+          <w:sz w:val="26"/>
+        </w:rPr>
         <w:t xml:space="preserve">12.2 Confidential Information Never Expires</w:t>
       </w:r>
     </w:p>
@@ -3871,8 +4611,16 @@
     <w:p>
       <w:pPr>
         <w:pStyle w:val="Heading3"/>
-      </w:pPr>
-      <w:r>
+        <w:rPr>
+          <w:color w:val="E08A00"/>
+        </w:rPr>
+      </w:pPr>
+      <w:r>
+        <w:rPr>
+          <w:b/>
+          <w:color w:val="E08A00"/>
+          <w:sz w:val="26"/>
+        </w:rPr>
         <w:t xml:space="preserve">12.3 Post-Employment Prohibitions</w:t>
       </w:r>
     </w:p>
@@ -3961,8 +4709,16 @@
     <w:p>
       <w:pPr>
         <w:pStyle w:val="Heading3"/>
-      </w:pPr>
-      <w:r>
+        <w:rPr>
+          <w:color w:val="E08A00"/>
+        </w:rPr>
+      </w:pPr>
+      <w:r>
+        <w:rPr>
+          <w:b/>
+          <w:color w:val="E08A00"/>
+          <w:sz w:val="26"/>
+        </w:rPr>
         <w:t xml:space="preserve">12.4 Permitted Post-Employment Statements</w:t>
       </w:r>
     </w:p>
@@ -4023,8 +4779,16 @@
     <w:p>
       <w:pPr>
         <w:pStyle w:val="Heading3"/>
-      </w:pPr>
-      <w:r>
+        <w:rPr>
+          <w:color w:val="E08A00"/>
+        </w:rPr>
+      </w:pPr>
+      <w:r>
+        <w:rPr>
+          <w:b/>
+          <w:color w:val="E08A00"/>
+          <w:sz w:val="26"/>
+        </w:rPr>
         <w:t xml:space="preserve">12.5 Enforcement</w:t>
       </w:r>
     </w:p>
@@ -4048,9 +4812,29 @@
     <w:bookmarkStart w:id="81" w:name="policy-review"/>
     <w:p>
       <w:pPr>
+        <w:pBdr>
+          <w:top w:val="single" w:sz="18" w:space="1" w:color="F5A623"/>
+          <w:bottom w:val="single" w:sz="6" w:space="1" w:color="0099CC"/>
+        </w:pBdr>
+        <w:spacing w:before="200" w:after="200"/>
+      </w:pPr>
+    </w:p>
+    <w:p>
+      <w:pPr>
         <w:pStyle w:val="Heading2"/>
-      </w:pPr>
-      <w:r>
+        <w:rPr>
+          <w:color w:val="0099CC"/>
+        </w:rPr>
+        <w:pBdr>
+          <w:bottom w:val="single" w:sz="6" w:space="2" w:color="00BFFF"/>
+        </w:pBdr>
+      </w:pPr>
+      <w:r>
+        <w:rPr>
+          <w:b/>
+          <w:color w:val="0099CC"/>
+          <w:sz w:val="32"/>
+        </w:rPr>
         <w:t xml:space="preserve">13. Policy Review</w:t>
       </w:r>
     </w:p>
@@ -4058,8 +4842,16 @@
     <w:p>
       <w:pPr>
         <w:pStyle w:val="Heading3"/>
-      </w:pPr>
-      <w:r>
+        <w:rPr>
+          <w:color w:val="E08A00"/>
+        </w:rPr>
+      </w:pPr>
+      <w:r>
+        <w:rPr>
+          <w:b/>
+          <w:color w:val="E08A00"/>
+          <w:sz w:val="26"/>
+        </w:rPr>
         <w:t xml:space="preserve">13.1 Annual Review</w:t>
       </w:r>
     </w:p>
@@ -4152,8 +4944,16 @@
     <w:p>
       <w:pPr>
         <w:pStyle w:val="Heading3"/>
-      </w:pPr>
-      <w:r>
+        <w:rPr>
+          <w:color w:val="E08A00"/>
+        </w:rPr>
+      </w:pPr>
+      <w:r>
+        <w:rPr>
+          <w:b/>
+          <w:color w:val="E08A00"/>
+          <w:sz w:val="26"/>
+        </w:rPr>
         <w:t xml:space="preserve">13.2 Ad Hoc Updates</w:t>
       </w:r>
     </w:p>
@@ -4170,8 +4970,16 @@
     <w:p>
       <w:pPr>
         <w:pStyle w:val="Heading3"/>
-      </w:pPr>
-      <w:r>
+        <w:rPr>
+          <w:color w:val="E08A00"/>
+        </w:rPr>
+      </w:pPr>
+      <w:r>
+        <w:rPr>
+          <w:b/>
+          <w:color w:val="E08A00"/>
+          <w:sz w:val="26"/>
+        </w:rPr>
         <w:t xml:space="preserve">13.3 Communication of Updates</w:t>
       </w:r>
     </w:p>
@@ -4211,9 +5019,29 @@
     <w:bookmarkStart w:id="82" w:name="acknowledgment-and-agreement"/>
     <w:p>
       <w:pPr>
+        <w:pBdr>
+          <w:top w:val="single" w:sz="18" w:space="1" w:color="F5A623"/>
+          <w:bottom w:val="single" w:sz="6" w:space="1" w:color="0099CC"/>
+        </w:pBdr>
+        <w:spacing w:before="200" w:after="200"/>
+      </w:pPr>
+    </w:p>
+    <w:p>
+      <w:pPr>
         <w:pStyle w:val="Heading2"/>
-      </w:pPr>
-      <w:r>
+        <w:rPr>
+          <w:color w:val="0099CC"/>
+        </w:rPr>
+        <w:pBdr>
+          <w:bottom w:val="single" w:sz="6" w:space="2" w:color="00BFFF"/>
+        </w:pBdr>
+      </w:pPr>
+      <w:r>
+        <w:rPr>
+          <w:b/>
+          <w:color w:val="0099CC"/>
+          <w:sz w:val="32"/>
+        </w:rPr>
         <w:t xml:space="preserve">14. Acknowledgment and Agreement</w:t>
       </w:r>
     </w:p>
@@ -4599,6 +5427,29 @@
         <w:right w:val="single" w:sz="18" w:space="24" w:color="E08A00"/>
       </w:pgBorders>
     </w:sectPr>
+    <w:p>
+      <w:pPr>
+        <w:pBdr>
+          <w:top w:val="single" w:sz="36" w:space="1" w:color="F5A623"/>
+          <w:bottom w:val="single" w:sz="12" w:space="0" w:color="00BFFF"/>
+        </w:pBdr>
+        <w:spacing w:before="300" w:after="0"/>
+      </w:pPr>
+    </w:p>
+    <w:p>
+      <w:pPr>
+        <w:jc w:val="center"/>
+        <w:spacing w:before="60" w:after="0"/>
+      </w:pPr>
+      <w:r>
+        <w:rPr>
+          <w:color w:val="0099CC"/>
+          <w:sz w:val="16"/>
+          <w:szCs w:val="16"/>
+        </w:rPr>
+        <w:t xml:space="preserve">PECH Group Holdings Ltd  |  Lagos, Nigeria  |  pechgroupholdings.tech</w:t>
+      </w:r>
+    </w:p>
   </w:body>
 </w:document>
 </file>

--- a/contracts/PECH_MEDIA_AND_PUBLIC_COMMUNICATIONS_POLICY.docx
+++ b/contracts/PECH_MEDIA_AND_PUBLIC_COMMUNICATIONS_POLICY.docx
@@ -58,54 +58,34 @@
         <w:spacing w:after="0"/>
       </w:pPr>
     </w:p>
-    <w:bookmarkStart w:id="83" w:name="pech-group-holdings-ltd"/>
-    <w:p>
-      <w:pPr>
-        <w:pStyle w:val="Heading1"/>
-        <w:rPr>
-          <w:color w:val="0099CC"/>
-        </w:rPr>
-        <w:pBdr>
-          <w:bottom w:val="single" w:sz="18" w:space="2" w:color="F5A623"/>
-        </w:pBdr>
-      </w:pPr>
-      <w:r>
-        <w:rPr>
-          <w:b/>
-          <w:color w:val="0099CC"/>
-          <w:sz w:val="44"/>
-        </w:rPr>
-        <w:t xml:space="preserve">PECH GROUP HOLDINGS LTD</w:t>
-      </w:r>
-    </w:p>
-    <w:bookmarkStart w:id="20" w:name="media-and-public-communications-policy"/>
-    <w:p>
-      <w:pPr>
-        <w:pBdr>
-          <w:top w:val="single" w:sz="18" w:space="1" w:color="F5A623"/>
-          <w:bottom w:val="single" w:sz="6" w:space="1" w:color="0099CC"/>
-        </w:pBdr>
-        <w:spacing w:before="200" w:after="200"/>
-      </w:pPr>
-    </w:p>
-    <w:p>
-      <w:pPr>
-        <w:pStyle w:val="Heading2"/>
-        <w:rPr>
-          <w:color w:val="0099CC"/>
-        </w:rPr>
-        <w:pBdr>
-          <w:bottom w:val="single" w:sz="6" w:space="2" w:color="00BFFF"/>
-        </w:pBdr>
-      </w:pPr>
-      <w:r>
-        <w:rPr>
-          <w:b/>
-          <w:color w:val="0099CC"/>
-          <w:sz w:val="32"/>
-        </w:rPr>
+    <w:p>
+      <w:pPr>
+        <w:pStyle w:val="FirstParagraph"/>
+      </w:pPr>
+      <w:r>
+        <w:t xml:space="preserve">📡</w:t>
+      </w:r>
+    </w:p>
+    <w:p>
+      <w:pPr>
+        <w:pStyle w:val="BodyText"/>
+      </w:pPr>
+      <w:r>
         <w:t xml:space="preserve">Media and Public Communications Policy</w:t>
       </w:r>
+    </w:p>
+    <w:p>
+      <w:pPr>
+        <w:pStyle w:val="BodyText"/>
+      </w:pPr>
+      <w:r>
+        <w:t xml:space="preserve"> </w:t>
+      </w:r>
+    </w:p>
+    <w:p>
+      <w:pPr>
+        <w:pStyle w:val="BodyText"/>
+      </w:pPr>
     </w:p>
     <w:p>
       <w:r>
@@ -114,199 +94,7 @@
         </w:pict>
       </w:r>
     </w:p>
-    <w:tbl>
-      <w:tblPr>
-        <w:tblStyle w:val="Table"/>
-        <w:tblW w:type="auto" w:w="0"/>
-        <w:tblLook w:firstRow="1" w:lastRow="0" w:firstColumn="0" w:lastColumn="0" w:noHBand="0" w:noVBand="0" w:val="0020"/>
-        <w:jc w:val="start"/>
-        <w:tblBorders>
-          <w:top w:val="single" w:sz="4" w:space="0" w:color="B0D4E8"/>
-          <w:left w:val="single" w:sz="4" w:space="0" w:color="B0D4E8"/>
-          <w:bottom w:val="single" w:sz="4" w:space="0" w:color="B0D4E8"/>
-          <w:right w:val="single" w:sz="4" w:space="0" w:color="B0D4E8"/>
-          <w:insideH w:val="single" w:sz="4" w:space="0" w:color="B0D4E8"/>
-          <w:insideV w:val="single" w:sz="4" w:space="0" w:color="B0D4E8"/>
-        </w:tblBorders>
-      </w:tblPr>
-      <w:tblGrid>
-        <w:gridCol w:w="3960"/>
-        <w:gridCol w:w="3960"/>
-      </w:tblGrid>
-      <w:tr>
-        <w:trPr>
-          <w:tblHeader w:val="true"/>
-        </w:trPr>
-        <w:tc>
-          <w:tcPr>
-            <w:shd w:fill="0099CC" w:val="clear"/>
-          </w:tcPr>
-          <w:p>
-            <w:pPr>
-              <w:pStyle w:val="Compact"/>
-              <w:jc w:val="left"/>
-            </w:pPr>
-            <w:r>
-              <w:rPr>
-                <w:bCs/>
-                <w:b/>
-                <w:color w:val="FFFFFF"/>
-                <w:sz w:val="20"/>
-              </w:rPr>
-              <w:t xml:space="preserve">Effective Date:</w:t>
-            </w:r>
-          </w:p>
-        </w:tc>
-        <w:tc>
-          <w:tcPr>
-            <w:shd w:fill="0099CC" w:val="clear"/>
-          </w:tcPr>
-          <w:p>
-            <w:pPr>
-              <w:pStyle w:val="Compact"/>
-              <w:jc w:val="left"/>
-            </w:pPr>
-            <w:r>
-              <w:rPr>
-                <w:b/>
-                <w:color w:val="FFFFFF"/>
-                <w:sz w:val="20"/>
-              </w:rPr>
-              <w:t xml:space="preserve">___________________</w:t>
-            </w:r>
-          </w:p>
-        </w:tc>
-      </w:tr>
-      <w:tr>
-        <w:tc>
-          <w:tcPr>
-            <w:shd w:fill="FFFFFF" w:val="clear"/>
-          </w:tcPr>
-          <w:p>
-            <w:pPr>
-              <w:pStyle w:val="Compact"/>
-              <w:jc w:val="left"/>
-            </w:pPr>
-            <w:r>
-              <w:rPr>
-                <w:bCs/>
-                <w:b/>
-                <w:color w:val="1A1A1A"/>
-                <w:sz w:val="19"/>
-              </w:rPr>
-              <w:t xml:space="preserve">Version:</w:t>
-            </w:r>
-          </w:p>
-        </w:tc>
-        <w:tc>
-          <w:tcPr>
-            <w:shd w:fill="FFFFFF" w:val="clear"/>
-          </w:tcPr>
-          <w:p>
-            <w:pPr>
-              <w:pStyle w:val="Compact"/>
-              <w:jc w:val="left"/>
-            </w:pPr>
-            <w:r>
-              <w:rPr>
-                <w:color w:val="1A1A1A"/>
-                <w:sz w:val="19"/>
-              </w:rPr>
-              <w:t xml:space="preserve">1.0</w:t>
-            </w:r>
-          </w:p>
-        </w:tc>
-      </w:tr>
-      <w:tr>
-        <w:tc>
-          <w:tcPr>
-            <w:shd w:fill="E8F8FF" w:val="clear"/>
-          </w:tcPr>
-          <w:p>
-            <w:pPr>
-              <w:pStyle w:val="Compact"/>
-              <w:jc w:val="left"/>
-            </w:pPr>
-            <w:r>
-              <w:rPr>
-                <w:bCs/>
-                <w:b/>
-                <w:color w:val="1A1A1A"/>
-                <w:sz w:val="19"/>
-              </w:rPr>
-              <w:t xml:space="preserve">Approved by:</w:t>
-            </w:r>
-          </w:p>
-        </w:tc>
-        <w:tc>
-          <w:tcPr>
-            <w:shd w:fill="E8F8FF" w:val="clear"/>
-          </w:tcPr>
-          <w:p>
-            <w:pPr>
-              <w:pStyle w:val="Compact"/>
-              <w:jc w:val="left"/>
-            </w:pPr>
-            <w:r>
-              <w:rPr>
-                <w:color w:val="1A1A1A"/>
-                <w:sz w:val="19"/>
-              </w:rPr>
-              <w:t xml:space="preserve">Chief Executive Officer (CEO)</w:t>
-            </w:r>
-          </w:p>
-        </w:tc>
-      </w:tr>
-      <w:tr>
-        <w:tc>
-          <w:tcPr>
-            <w:shd w:fill="FFFFFF" w:val="clear"/>
-          </w:tcPr>
-          <w:p>
-            <w:pPr>
-              <w:pStyle w:val="Compact"/>
-              <w:jc w:val="left"/>
-            </w:pPr>
-            <w:r>
-              <w:rPr>
-                <w:bCs/>
-                <w:b/>
-                <w:color w:val="1A1A1A"/>
-                <w:sz w:val="19"/>
-              </w:rPr>
-              <w:t xml:space="preserve">Classification:</w:t>
-            </w:r>
-          </w:p>
-        </w:tc>
-        <w:tc>
-          <w:tcPr>
-            <w:shd w:fill="FFFFFF" w:val="clear"/>
-          </w:tcPr>
-          <w:p>
-            <w:pPr>
-              <w:pStyle w:val="Compact"/>
-              <w:jc w:val="left"/>
-            </w:pPr>
-            <w:r>
-              <w:rPr>
-                <w:color w:val="1A1A1A"/>
-                <w:sz w:val="19"/>
-              </w:rPr>
-              <w:t xml:space="preserve">Confidential</w:t>
-            </w:r>
-          </w:p>
-        </w:tc>
-      </w:tr>
-    </w:tbl>
-    <w:p>
-      <w:r>
-        <w:pict>
-          <v:rect style="width:0;height:1.5pt" o:hralign="center" o:hrstd="t" o:hr="t"/>
-        </w:pict>
-      </w:r>
-    </w:p>
-    <w:bookmarkEnd w:id="20"/>
-    <w:bookmarkStart w:id="21" w:name="table-of-contents"/>
+    <w:bookmarkStart w:id="20" w:name="table-of-contents"/>
     <w:p>
       <w:pPr>
         <w:pBdr>
@@ -580,8 +368,8 @@
         </w:pict>
       </w:r>
     </w:p>
-    <w:bookmarkEnd w:id="21"/>
-    <w:bookmarkStart w:id="24" w:name="purpose-and-scope"/>
+    <w:bookmarkEnd w:id="20"/>
+    <w:bookmarkStart w:id="23" w:name="purpose-and-scope"/>
     <w:p>
       <w:pPr>
         <w:pBdr>
@@ -610,7 +398,7 @@
         <w:t xml:space="preserve">1. Purpose and Scope</w:t>
       </w:r>
     </w:p>
-    <w:bookmarkStart w:id="22" w:name="purpose"/>
+    <w:bookmarkStart w:id="21" w:name="purpose"/>
     <w:p>
       <w:pPr>
         <w:pStyle w:val="Heading3"/>
@@ -746,8 +534,8 @@
         <w:t xml:space="preserve">Ensure compliance with applicable Nigerian laws and regulations regarding public disclosure and data protection.</w:t>
       </w:r>
     </w:p>
-    <w:bookmarkEnd w:id="22"/>
-    <w:bookmarkStart w:id="23" w:name="scope"/>
+    <w:bookmarkEnd w:id="21"/>
+    <w:bookmarkStart w:id="22" w:name="scope"/>
     <w:p>
       <w:pPr>
         <w:pStyle w:val="Heading3"/>
@@ -907,9 +695,9 @@
         </w:pict>
       </w:r>
     </w:p>
+    <w:bookmarkEnd w:id="22"/>
     <w:bookmarkEnd w:id="23"/>
-    <w:bookmarkEnd w:id="24"/>
-    <w:bookmarkStart w:id="29" w:name="authorized-spokespersons"/>
+    <w:bookmarkStart w:id="28" w:name="authorized-spokespersons"/>
     <w:p>
       <w:pPr>
         <w:pBdr>
@@ -938,7 +726,7 @@
         <w:t xml:space="preserve">2. Authorized Spokespersons</w:t>
       </w:r>
     </w:p>
-    <w:bookmarkStart w:id="25" w:name="designated-spokespersons"/>
+    <w:bookmarkStart w:id="24" w:name="designated-spokespersons"/>
     <w:p>
       <w:pPr>
         <w:pStyle w:val="Heading3"/>
@@ -1020,8 +808,50 @@
         <w:t xml:space="preserve">, as appointed by the CEO from time to time.</w:t>
       </w:r>
     </w:p>
+    <w:bookmarkEnd w:id="24"/>
+    <w:bookmarkStart w:id="25" w:name="X90f8b7e1310cc6c1734c69f5aad79b9ef61388a"/>
+    <w:p>
+      <w:pPr>
+        <w:pStyle w:val="Heading3"/>
+        <w:rPr>
+          <w:color w:val="E08A00"/>
+        </w:rPr>
+      </w:pPr>
+      <w:r>
+        <w:rPr>
+          <w:b/>
+          <w:color w:val="E08A00"/>
+          <w:sz w:val="26"/>
+        </w:rPr>
+        <w:t xml:space="preserve">2.2 No Exceptions Without Written Pre-Approval</w:t>
+      </w:r>
+    </w:p>
+    <w:p>
+      <w:pPr>
+        <w:pStyle w:val="FirstParagraph"/>
+      </w:pPr>
+      <w:r>
+        <w:t xml:space="preserve">No other person, regardless of seniority, role, or position within the Company, is authorized to make any public statement on behalf of PECH without</w:t>
+      </w:r>
+      <w:r>
+        <w:t xml:space="preserve"> </w:t>
+      </w:r>
+      <w:r>
+        <w:rPr>
+          <w:bCs/>
+          <w:b/>
+        </w:rPr>
+        <w:t xml:space="preserve">express prior written approval</w:t>
+      </w:r>
+      <w:r>
+        <w:t xml:space="preserve"> </w:t>
+      </w:r>
+      <w:r>
+        <w:t xml:space="preserve">from the CEO or the Communications Officer.</w:t>
+      </w:r>
+    </w:p>
     <w:bookmarkEnd w:id="25"/>
-    <w:bookmarkStart w:id="26" w:name="X90f8b7e1310cc6c1734c69f5aad79b9ef61388a"/>
+    <w:bookmarkStart w:id="26" w:name="delegation-of-authority"/>
     <w:p>
       <w:pPr>
         <w:pStyle w:val="Heading3"/>
@@ -1035,7 +865,7 @@
           <w:color w:val="E08A00"/>
           <w:sz w:val="26"/>
         </w:rPr>
-        <w:t xml:space="preserve">2.2 No Exceptions Without Written Pre-Approval</w:t>
+        <w:t xml:space="preserve">2.3 Delegation of Authority</w:t>
       </w:r>
     </w:p>
     <w:p>
@@ -1043,101 +873,59 @@
         <w:pStyle w:val="FirstParagraph"/>
       </w:pPr>
       <w:r>
-        <w:t xml:space="preserve">No other person, regardless of seniority, role, or position within the Company, is authorized to make any public statement on behalf of PECH without</w:t>
-      </w:r>
-      <w:r>
-        <w:t xml:space="preserve"> </w:t>
-      </w:r>
-      <w:r>
-        <w:rPr>
-          <w:bCs/>
-          <w:b/>
-        </w:rPr>
-        <w:t xml:space="preserve">express prior written approval</w:t>
-      </w:r>
-      <w:r>
-        <w:t xml:space="preserve"> </w:t>
-      </w:r>
-      <w:r>
-        <w:t xml:space="preserve">from the CEO or the Communications Officer.</w:t>
+        <w:t xml:space="preserve">The CEO may, at their sole discretion, grant temporary or limited spokesperson authority to specific individuals for specific purposes. Any such delegation must be:</w:t>
+      </w:r>
+    </w:p>
+    <w:p>
+      <w:pPr>
+        <w:numPr>
+          <w:ilvl w:val="0"/>
+          <w:numId w:val="1005"/>
+        </w:numPr>
+        <w:pStyle w:val="Compact"/>
+      </w:pPr>
+      <w:r>
+        <w:t xml:space="preserve">In writing;</w:t>
+      </w:r>
+    </w:p>
+    <w:p>
+      <w:pPr>
+        <w:numPr>
+          <w:ilvl w:val="0"/>
+          <w:numId w:val="1005"/>
+        </w:numPr>
+        <w:pStyle w:val="Compact"/>
+      </w:pPr>
+      <w:r>
+        <w:t xml:space="preserve">Clearly defined in scope, topic, and duration;</w:t>
+      </w:r>
+    </w:p>
+    <w:p>
+      <w:pPr>
+        <w:numPr>
+          <w:ilvl w:val="0"/>
+          <w:numId w:val="1005"/>
+        </w:numPr>
+        <w:pStyle w:val="Compact"/>
+      </w:pPr>
+      <w:r>
+        <w:t xml:space="preserve">Approved and signed by the CEO or Communications Officer; and</w:t>
+      </w:r>
+    </w:p>
+    <w:p>
+      <w:pPr>
+        <w:numPr>
+          <w:ilvl w:val="0"/>
+          <w:numId w:val="1005"/>
+        </w:numPr>
+        <w:pStyle w:val="Compact"/>
+      </w:pPr>
+      <w:r>
+        <w:t xml:space="preserve">Revocable at any time without notice.</w:t>
       </w:r>
     </w:p>
     <w:bookmarkEnd w:id="26"/>
-    <w:bookmarkStart w:id="27" w:name="delegation-of-authority"/>
-    <w:p>
-      <w:pPr>
-        <w:pStyle w:val="Heading3"/>
-        <w:rPr>
-          <w:color w:val="E08A00"/>
-        </w:rPr>
-      </w:pPr>
-      <w:r>
-        <w:rPr>
-          <w:b/>
-          <w:color w:val="E08A00"/>
-          <w:sz w:val="26"/>
-        </w:rPr>
-        <w:t xml:space="preserve">2.3 Delegation of Authority</w:t>
-      </w:r>
-    </w:p>
-    <w:p>
-      <w:pPr>
-        <w:pStyle w:val="FirstParagraph"/>
-      </w:pPr>
-      <w:r>
-        <w:t xml:space="preserve">The CEO may, at their sole discretion, grant temporary or limited spokesperson authority to specific individuals for specific purposes. Any such delegation must be:</w:t>
-      </w:r>
-    </w:p>
-    <w:p>
-      <w:pPr>
-        <w:numPr>
-          <w:ilvl w:val="0"/>
-          <w:numId w:val="1005"/>
-        </w:numPr>
-        <w:pStyle w:val="Compact"/>
-      </w:pPr>
-      <w:r>
-        <w:t xml:space="preserve">In writing;</w:t>
-      </w:r>
-    </w:p>
-    <w:p>
-      <w:pPr>
-        <w:numPr>
-          <w:ilvl w:val="0"/>
-          <w:numId w:val="1005"/>
-        </w:numPr>
-        <w:pStyle w:val="Compact"/>
-      </w:pPr>
-      <w:r>
-        <w:t xml:space="preserve">Clearly defined in scope, topic, and duration;</w:t>
-      </w:r>
-    </w:p>
-    <w:p>
-      <w:pPr>
-        <w:numPr>
-          <w:ilvl w:val="0"/>
-          <w:numId w:val="1005"/>
-        </w:numPr>
-        <w:pStyle w:val="Compact"/>
-      </w:pPr>
-      <w:r>
-        <w:t xml:space="preserve">Approved and signed by the CEO or Communications Officer; and</w:t>
-      </w:r>
-    </w:p>
-    <w:p>
-      <w:pPr>
-        <w:numPr>
-          <w:ilvl w:val="0"/>
-          <w:numId w:val="1005"/>
-        </w:numPr>
-        <w:pStyle w:val="Compact"/>
-      </w:pPr>
-      <w:r>
-        <w:t xml:space="preserve">Revocable at any time without notice.</w:t>
-      </w:r>
-    </w:p>
-    <w:bookmarkEnd w:id="27"/>
-    <w:bookmarkStart w:id="28" w:name="unauthorized-statements"/>
+    <w:bookmarkStart w:id="27" w:name="unauthorized-statements"/>
     <w:p>
       <w:pPr>
         <w:pStyle w:val="Heading3"/>
@@ -1169,9 +957,9 @@
         </w:pict>
       </w:r>
     </w:p>
+    <w:bookmarkEnd w:id="27"/>
     <w:bookmarkEnd w:id="28"/>
-    <w:bookmarkEnd w:id="29"/>
-    <w:bookmarkStart w:id="34" w:name="pre-approval-requirement"/>
+    <w:bookmarkStart w:id="33" w:name="pre-approval-requirement"/>
     <w:p>
       <w:pPr>
         <w:pBdr>
@@ -1200,7 +988,7 @@
         <w:t xml:space="preserve">3. Pre-Approval Requirement</w:t>
       </w:r>
     </w:p>
-    <w:bookmarkStart w:id="30" w:name="mandatory-prior-written-approval"/>
+    <w:bookmarkStart w:id="29" w:name="mandatory-prior-written-approval"/>
     <w:p>
       <w:pPr>
         <w:pStyle w:val="Heading3"/>
@@ -1251,8 +1039,190 @@
         <w:t xml:space="preserve">from the CEO or the Communications Officer before publication, broadcast, or delivery.</w:t>
       </w:r>
     </w:p>
+    <w:bookmarkEnd w:id="29"/>
+    <w:bookmarkStart w:id="30" w:name="covered-communications"/>
+    <w:p>
+      <w:pPr>
+        <w:pStyle w:val="Heading3"/>
+        <w:rPr>
+          <w:color w:val="E08A00"/>
+        </w:rPr>
+      </w:pPr>
+      <w:r>
+        <w:rPr>
+          <w:b/>
+          <w:color w:val="E08A00"/>
+          <w:sz w:val="26"/>
+        </w:rPr>
+        <w:t xml:space="preserve">3.2 Covered Communications</w:t>
+      </w:r>
+    </w:p>
+    <w:p>
+      <w:pPr>
+        <w:pStyle w:val="FirstParagraph"/>
+      </w:pPr>
+      <w:r>
+        <w:t xml:space="preserve">This pre-approval requirement applies to, but is not limited to, the following types of communications:</w:t>
+      </w:r>
+    </w:p>
+    <w:p>
+      <w:pPr>
+        <w:numPr>
+          <w:ilvl w:val="0"/>
+          <w:numId w:val="1006"/>
+        </w:numPr>
+        <w:pStyle w:val="Compact"/>
+      </w:pPr>
+      <w:r>
+        <w:t xml:space="preserve">Media interviews (print, broadcast, online, podcast);</w:t>
+      </w:r>
+    </w:p>
+    <w:p>
+      <w:pPr>
+        <w:numPr>
+          <w:ilvl w:val="0"/>
+          <w:numId w:val="1006"/>
+        </w:numPr>
+        <w:pStyle w:val="Compact"/>
+      </w:pPr>
+      <w:r>
+        <w:t xml:space="preserve">Articles, op-eds, blog posts, and written publications;</w:t>
+      </w:r>
+    </w:p>
+    <w:p>
+      <w:pPr>
+        <w:numPr>
+          <w:ilvl w:val="0"/>
+          <w:numId w:val="1006"/>
+        </w:numPr>
+        <w:pStyle w:val="Compact"/>
+      </w:pPr>
+      <w:r>
+        <w:t xml:space="preserve">Social media posts, comments, shares, and reposts;</w:t>
+      </w:r>
+    </w:p>
+    <w:p>
+      <w:pPr>
+        <w:numPr>
+          <w:ilvl w:val="0"/>
+          <w:numId w:val="1006"/>
+        </w:numPr>
+        <w:pStyle w:val="Compact"/>
+      </w:pPr>
+      <w:r>
+        <w:t xml:space="preserve">Podcasts and audio recordings;</w:t>
+      </w:r>
+    </w:p>
+    <w:p>
+      <w:pPr>
+        <w:numPr>
+          <w:ilvl w:val="0"/>
+          <w:numId w:val="1006"/>
+        </w:numPr>
+        <w:pStyle w:val="Compact"/>
+      </w:pPr>
+      <w:r>
+        <w:t xml:space="preserve">Conference presentations, keynote speeches, and panel discussions;</w:t>
+      </w:r>
+    </w:p>
+    <w:p>
+      <w:pPr>
+        <w:numPr>
+          <w:ilvl w:val="0"/>
+          <w:numId w:val="1006"/>
+        </w:numPr>
+        <w:pStyle w:val="Compact"/>
+      </w:pPr>
+      <w:r>
+        <w:t xml:space="preserve">Webinars, online seminars, and virtual events;</w:t>
+      </w:r>
+    </w:p>
+    <w:p>
+      <w:pPr>
+        <w:numPr>
+          <w:ilvl w:val="0"/>
+          <w:numId w:val="1006"/>
+        </w:numPr>
+        <w:pStyle w:val="Compact"/>
+      </w:pPr>
+      <w:r>
+        <w:t xml:space="preserve">Academic papers, research publications, and case studies;</w:t>
+      </w:r>
+    </w:p>
+    <w:p>
+      <w:pPr>
+        <w:numPr>
+          <w:ilvl w:val="0"/>
+          <w:numId w:val="1006"/>
+        </w:numPr>
+        <w:pStyle w:val="Compact"/>
+      </w:pPr>
+      <w:r>
+        <w:t xml:space="preserve">Books, book chapters, and e-books;</w:t>
+      </w:r>
+    </w:p>
+    <w:p>
+      <w:pPr>
+        <w:numPr>
+          <w:ilvl w:val="0"/>
+          <w:numId w:val="1006"/>
+        </w:numPr>
+        <w:pStyle w:val="Compact"/>
+      </w:pPr>
+      <w:r>
+        <w:t xml:space="preserve">Video content, including YouTube, TikTok, Instagram Reels, and similar platforms;</w:t>
+      </w:r>
+    </w:p>
+    <w:p>
+      <w:pPr>
+        <w:numPr>
+          <w:ilvl w:val="0"/>
+          <w:numId w:val="1006"/>
+        </w:numPr>
+        <w:pStyle w:val="Compact"/>
+      </w:pPr>
+      <w:r>
+        <w:t xml:space="preserve">Responses to online forums, Q&amp;A platforms, or community boards;</w:t>
+      </w:r>
+    </w:p>
+    <w:p>
+      <w:pPr>
+        <w:numPr>
+          <w:ilvl w:val="0"/>
+          <w:numId w:val="1006"/>
+        </w:numPr>
+        <w:pStyle w:val="Compact"/>
+      </w:pPr>
+      <w:r>
+        <w:t xml:space="preserve">Testimonials and endorsements;</w:t>
+      </w:r>
+    </w:p>
+    <w:p>
+      <w:pPr>
+        <w:numPr>
+          <w:ilvl w:val="0"/>
+          <w:numId w:val="1006"/>
+        </w:numPr>
+        <w:pStyle w:val="Compact"/>
+      </w:pPr>
+      <w:r>
+        <w:t xml:space="preserve">Press releases and public announcements; and</w:t>
+      </w:r>
+    </w:p>
+    <w:p>
+      <w:pPr>
+        <w:numPr>
+          <w:ilvl w:val="0"/>
+          <w:numId w:val="1006"/>
+        </w:numPr>
+        <w:pStyle w:val="Compact"/>
+      </w:pPr>
+      <w:r>
+        <w:t xml:space="preserve">Any other form of communication intended for external audiences.</w:t>
+      </w:r>
+    </w:p>
     <w:bookmarkEnd w:id="30"/>
-    <w:bookmarkStart w:id="31" w:name="covered-communications"/>
+    <w:bookmarkStart w:id="31" w:name="approval-process"/>
     <w:p>
       <w:pPr>
         <w:pStyle w:val="Heading3"/>
@@ -1266,7 +1236,7 @@
           <w:color w:val="E08A00"/>
           <w:sz w:val="26"/>
         </w:rPr>
-        <w:t xml:space="preserve">3.2 Covered Communications</w:t>
+        <w:t xml:space="preserve">3.3 Approval Process</w:t>
       </w:r>
     </w:p>
     <w:p>
@@ -1274,281 +1244,99 @@
         <w:pStyle w:val="FirstParagraph"/>
       </w:pPr>
       <w:r>
-        <w:t xml:space="preserve">This pre-approval requirement applies to, but is not limited to, the following types of communications:</w:t>
-      </w:r>
-    </w:p>
-    <w:p>
-      <w:pPr>
-        <w:numPr>
-          <w:ilvl w:val="0"/>
-          <w:numId w:val="1006"/>
-        </w:numPr>
-        <w:pStyle w:val="Compact"/>
-      </w:pPr>
-      <w:r>
-        <w:t xml:space="preserve">Media interviews (print, broadcast, online, podcast);</w:t>
-      </w:r>
-    </w:p>
-    <w:p>
-      <w:pPr>
-        <w:numPr>
-          <w:ilvl w:val="0"/>
-          <w:numId w:val="1006"/>
-        </w:numPr>
-        <w:pStyle w:val="Compact"/>
-      </w:pPr>
-      <w:r>
-        <w:t xml:space="preserve">Articles, op-eds, blog posts, and written publications;</w:t>
-      </w:r>
-    </w:p>
-    <w:p>
-      <w:pPr>
-        <w:numPr>
-          <w:ilvl w:val="0"/>
-          <w:numId w:val="1006"/>
-        </w:numPr>
-        <w:pStyle w:val="Compact"/>
-      </w:pPr>
-      <w:r>
-        <w:t xml:space="preserve">Social media posts, comments, shares, and reposts;</w:t>
-      </w:r>
-    </w:p>
-    <w:p>
-      <w:pPr>
-        <w:numPr>
-          <w:ilvl w:val="0"/>
-          <w:numId w:val="1006"/>
-        </w:numPr>
-        <w:pStyle w:val="Compact"/>
-      </w:pPr>
-      <w:r>
-        <w:t xml:space="preserve">Podcasts and audio recordings;</w:t>
-      </w:r>
-    </w:p>
-    <w:p>
-      <w:pPr>
-        <w:numPr>
-          <w:ilvl w:val="0"/>
-          <w:numId w:val="1006"/>
-        </w:numPr>
-        <w:pStyle w:val="Compact"/>
-      </w:pPr>
-      <w:r>
-        <w:t xml:space="preserve">Conference presentations, keynote speeches, and panel discussions;</w:t>
-      </w:r>
-    </w:p>
-    <w:p>
-      <w:pPr>
-        <w:numPr>
-          <w:ilvl w:val="0"/>
-          <w:numId w:val="1006"/>
-        </w:numPr>
-        <w:pStyle w:val="Compact"/>
-      </w:pPr>
-      <w:r>
-        <w:t xml:space="preserve">Webinars, online seminars, and virtual events;</w:t>
-      </w:r>
-    </w:p>
-    <w:p>
-      <w:pPr>
-        <w:numPr>
-          <w:ilvl w:val="0"/>
-          <w:numId w:val="1006"/>
-        </w:numPr>
-        <w:pStyle w:val="Compact"/>
-      </w:pPr>
-      <w:r>
-        <w:t xml:space="preserve">Academic papers, research publications, and case studies;</w:t>
-      </w:r>
-    </w:p>
-    <w:p>
-      <w:pPr>
-        <w:numPr>
-          <w:ilvl w:val="0"/>
-          <w:numId w:val="1006"/>
-        </w:numPr>
-        <w:pStyle w:val="Compact"/>
-      </w:pPr>
-      <w:r>
-        <w:t xml:space="preserve">Books, book chapters, and e-books;</w:t>
-      </w:r>
-    </w:p>
-    <w:p>
-      <w:pPr>
-        <w:numPr>
-          <w:ilvl w:val="0"/>
-          <w:numId w:val="1006"/>
-        </w:numPr>
-        <w:pStyle w:val="Compact"/>
-      </w:pPr>
-      <w:r>
-        <w:t xml:space="preserve">Video content, including YouTube, TikTok, Instagram Reels, and similar platforms;</w:t>
-      </w:r>
-    </w:p>
-    <w:p>
-      <w:pPr>
-        <w:numPr>
-          <w:ilvl w:val="0"/>
-          <w:numId w:val="1006"/>
-        </w:numPr>
-        <w:pStyle w:val="Compact"/>
-      </w:pPr>
-      <w:r>
-        <w:t xml:space="preserve">Responses to online forums, Q&amp;A platforms, or community boards;</w:t>
-      </w:r>
-    </w:p>
-    <w:p>
-      <w:pPr>
-        <w:numPr>
-          <w:ilvl w:val="0"/>
-          <w:numId w:val="1006"/>
-        </w:numPr>
-        <w:pStyle w:val="Compact"/>
-      </w:pPr>
-      <w:r>
-        <w:t xml:space="preserve">Testimonials and endorsements;</w:t>
-      </w:r>
-    </w:p>
-    <w:p>
-      <w:pPr>
-        <w:numPr>
-          <w:ilvl w:val="0"/>
-          <w:numId w:val="1006"/>
-        </w:numPr>
-        <w:pStyle w:val="Compact"/>
-      </w:pPr>
-      <w:r>
-        <w:t xml:space="preserve">Press releases and public announcements; and</w:t>
-      </w:r>
-    </w:p>
-    <w:p>
-      <w:pPr>
-        <w:numPr>
-          <w:ilvl w:val="0"/>
-          <w:numId w:val="1006"/>
-        </w:numPr>
-        <w:pStyle w:val="Compact"/>
-      </w:pPr>
-      <w:r>
-        <w:t xml:space="preserve">Any other form of communication intended for external audiences.</w:t>
+        <w:t xml:space="preserve">To obtain approval for any external communication:</w:t>
+      </w:r>
+    </w:p>
+    <w:p>
+      <w:pPr>
+        <w:numPr>
+          <w:ilvl w:val="0"/>
+          <w:numId w:val="1007"/>
+        </w:numPr>
+        <w:pStyle w:val="Compact"/>
+      </w:pPr>
+      <w:r>
+        <w:t xml:space="preserve">Submit a written request to the Communications Officer at least</w:t>
+      </w:r>
+      <w:r>
+        <w:t xml:space="preserve"> </w:t>
+      </w:r>
+      <w:r>
+        <w:rPr>
+          <w:bCs/>
+          <w:b/>
+        </w:rPr>
+        <w:t xml:space="preserve">five (5) business days</w:t>
+      </w:r>
+      <w:r>
+        <w:t xml:space="preserve"> </w:t>
+      </w:r>
+      <w:r>
+        <w:t xml:space="preserve">before the intended publication or communication date;</w:t>
+      </w:r>
+    </w:p>
+    <w:p>
+      <w:pPr>
+        <w:numPr>
+          <w:ilvl w:val="0"/>
+          <w:numId w:val="1007"/>
+        </w:numPr>
+        <w:pStyle w:val="Compact"/>
+      </w:pPr>
+      <w:r>
+        <w:t xml:space="preserve">Include the full text, script, slide deck, or detailed summary of the proposed communication;</w:t>
+      </w:r>
+    </w:p>
+    <w:p>
+      <w:pPr>
+        <w:numPr>
+          <w:ilvl w:val="0"/>
+          <w:numId w:val="1007"/>
+        </w:numPr>
+        <w:pStyle w:val="Compact"/>
+      </w:pPr>
+      <w:r>
+        <w:t xml:space="preserve">Identify the target audience, platform, and format;</w:t>
+      </w:r>
+    </w:p>
+    <w:p>
+      <w:pPr>
+        <w:numPr>
+          <w:ilvl w:val="0"/>
+          <w:numId w:val="1007"/>
+        </w:numPr>
+        <w:pStyle w:val="Compact"/>
+      </w:pPr>
+      <w:r>
+        <w:t xml:space="preserve">State the purpose and context of the communication;</w:t>
+      </w:r>
+    </w:p>
+    <w:p>
+      <w:pPr>
+        <w:numPr>
+          <w:ilvl w:val="0"/>
+          <w:numId w:val="1007"/>
+        </w:numPr>
+        <w:pStyle w:val="Compact"/>
+      </w:pPr>
+      <w:r>
+        <w:t xml:space="preserve">Await written confirmation of approval before proceeding; and</w:t>
+      </w:r>
+    </w:p>
+    <w:p>
+      <w:pPr>
+        <w:numPr>
+          <w:ilvl w:val="0"/>
+          <w:numId w:val="1007"/>
+        </w:numPr>
+        <w:pStyle w:val="Compact"/>
+      </w:pPr>
+      <w:r>
+        <w:t xml:space="preserve">Incorporate any revisions or conditions required by the approving authority.</w:t>
       </w:r>
     </w:p>
     <w:bookmarkEnd w:id="31"/>
-    <w:bookmarkStart w:id="32" w:name="approval-process"/>
-    <w:p>
-      <w:pPr>
-        <w:pStyle w:val="Heading3"/>
-        <w:rPr>
-          <w:color w:val="E08A00"/>
-        </w:rPr>
-      </w:pPr>
-      <w:r>
-        <w:rPr>
-          <w:b/>
-          <w:color w:val="E08A00"/>
-          <w:sz w:val="26"/>
-        </w:rPr>
-        <w:t xml:space="preserve">3.3 Approval Process</w:t>
-      </w:r>
-    </w:p>
-    <w:p>
-      <w:pPr>
-        <w:pStyle w:val="FirstParagraph"/>
-      </w:pPr>
-      <w:r>
-        <w:t xml:space="preserve">To obtain approval for any external communication:</w:t>
-      </w:r>
-    </w:p>
-    <w:p>
-      <w:pPr>
-        <w:numPr>
-          <w:ilvl w:val="0"/>
-          <w:numId w:val="1007"/>
-        </w:numPr>
-        <w:pStyle w:val="Compact"/>
-      </w:pPr>
-      <w:r>
-        <w:t xml:space="preserve">Submit a written request to the Communications Officer at least</w:t>
-      </w:r>
-      <w:r>
-        <w:t xml:space="preserve"> </w:t>
-      </w:r>
-      <w:r>
-        <w:rPr>
-          <w:bCs/>
-          <w:b/>
-        </w:rPr>
-        <w:t xml:space="preserve">five (5) business days</w:t>
-      </w:r>
-      <w:r>
-        <w:t xml:space="preserve"> </w:t>
-      </w:r>
-      <w:r>
-        <w:t xml:space="preserve">before the intended publication or communication date;</w:t>
-      </w:r>
-    </w:p>
-    <w:p>
-      <w:pPr>
-        <w:numPr>
-          <w:ilvl w:val="0"/>
-          <w:numId w:val="1007"/>
-        </w:numPr>
-        <w:pStyle w:val="Compact"/>
-      </w:pPr>
-      <w:r>
-        <w:t xml:space="preserve">Include the full text, script, slide deck, or detailed summary of the proposed communication;</w:t>
-      </w:r>
-    </w:p>
-    <w:p>
-      <w:pPr>
-        <w:numPr>
-          <w:ilvl w:val="0"/>
-          <w:numId w:val="1007"/>
-        </w:numPr>
-        <w:pStyle w:val="Compact"/>
-      </w:pPr>
-      <w:r>
-        <w:t xml:space="preserve">Identify the target audience, platform, and format;</w:t>
-      </w:r>
-    </w:p>
-    <w:p>
-      <w:pPr>
-        <w:numPr>
-          <w:ilvl w:val="0"/>
-          <w:numId w:val="1007"/>
-        </w:numPr>
-        <w:pStyle w:val="Compact"/>
-      </w:pPr>
-      <w:r>
-        <w:t xml:space="preserve">State the purpose and context of the communication;</w:t>
-      </w:r>
-    </w:p>
-    <w:p>
-      <w:pPr>
-        <w:numPr>
-          <w:ilvl w:val="0"/>
-          <w:numId w:val="1007"/>
-        </w:numPr>
-        <w:pStyle w:val="Compact"/>
-      </w:pPr>
-      <w:r>
-        <w:t xml:space="preserve">Await written confirmation of approval before proceeding; and</w:t>
-      </w:r>
-    </w:p>
-    <w:p>
-      <w:pPr>
-        <w:numPr>
-          <w:ilvl w:val="0"/>
-          <w:numId w:val="1007"/>
-        </w:numPr>
-        <w:pStyle w:val="Compact"/>
-      </w:pPr>
-      <w:r>
-        <w:t xml:space="preserve">Incorporate any revisions or conditions required by the approving authority.</w:t>
-      </w:r>
-    </w:p>
-    <w:bookmarkEnd w:id="32"/>
-    <w:bookmarkStart w:id="33" w:name="no-implied-approval"/>
+    <w:bookmarkStart w:id="32" w:name="no-implied-approval"/>
     <w:p>
       <w:pPr>
         <w:pStyle w:val="Heading3"/>
@@ -1596,9 +1384,9 @@
         </w:pict>
       </w:r>
     </w:p>
+    <w:bookmarkEnd w:id="32"/>
     <w:bookmarkEnd w:id="33"/>
-    <w:bookmarkEnd w:id="34"/>
-    <w:bookmarkStart w:id="39" w:name="social-media-guidelines"/>
+    <w:bookmarkStart w:id="38" w:name="social-media-guidelines"/>
     <w:p>
       <w:pPr>
         <w:pBdr>
@@ -1627,7 +1415,7 @@
         <w:t xml:space="preserve">4. Social Media Guidelines</w:t>
       </w:r>
     </w:p>
-    <w:bookmarkStart w:id="35" w:name="general-prohibition"/>
+    <w:bookmarkStart w:id="34" w:name="general-prohibition"/>
     <w:p>
       <w:pPr>
         <w:pStyle w:val="Heading3"/>
@@ -1652,8 +1440,8 @@
         <w:t xml:space="preserve">No person covered by this Policy shall post, share, comment on, or otherwise publish any content on social media that relates to PECH Group Holdings Ltd’s work, projects, clients, technology, strategy, operations, or internal affairs without prior written approval from the CEO or Communications Officer.</w:t>
       </w:r>
     </w:p>
-    <w:bookmarkEnd w:id="35"/>
-    <w:bookmarkStart w:id="36" w:name="personal-social-media-accounts"/>
+    <w:bookmarkEnd w:id="34"/>
+    <w:bookmarkStart w:id="35" w:name="personal-social-media-accounts"/>
     <w:p>
       <w:pPr>
         <w:pStyle w:val="Heading3"/>
@@ -1724,130 +1512,130 @@
         <w:t xml:space="preserve">”</w:t>
       </w:r>
     </w:p>
+    <w:bookmarkEnd w:id="35"/>
+    <w:bookmarkStart w:id="36" w:name="prohibited-social-media-activities"/>
+    <w:p>
+      <w:pPr>
+        <w:pStyle w:val="Heading3"/>
+        <w:rPr>
+          <w:color w:val="E08A00"/>
+        </w:rPr>
+      </w:pPr>
+      <w:r>
+        <w:rPr>
+          <w:b/>
+          <w:color w:val="E08A00"/>
+          <w:sz w:val="26"/>
+        </w:rPr>
+        <w:t xml:space="preserve">4.3 Prohibited Social Media Activities</w:t>
+      </w:r>
+    </w:p>
+    <w:p>
+      <w:pPr>
+        <w:pStyle w:val="FirstParagraph"/>
+      </w:pPr>
+      <w:r>
+        <w:t xml:space="preserve">The following activities are strictly prohibited on all social media platforms:</w:t>
+      </w:r>
+    </w:p>
+    <w:p>
+      <w:pPr>
+        <w:numPr>
+          <w:ilvl w:val="0"/>
+          <w:numId w:val="1008"/>
+        </w:numPr>
+        <w:pStyle w:val="Compact"/>
+      </w:pPr>
+      <w:r>
+        <w:t xml:space="preserve">Posting photographs, videos, or screenshots of PECH offices, workspaces, equipment, computer screens, documents, whiteboards, or meetings;</w:t>
+      </w:r>
+    </w:p>
+    <w:p>
+      <w:pPr>
+        <w:numPr>
+          <w:ilvl w:val="0"/>
+          <w:numId w:val="1008"/>
+        </w:numPr>
+        <w:pStyle w:val="Compact"/>
+      </w:pPr>
+      <w:r>
+        <w:t xml:space="preserve">Checking in at PECH offices, facilities, or client sites using location tagging or geotagging features;</w:t>
+      </w:r>
+    </w:p>
+    <w:p>
+      <w:pPr>
+        <w:numPr>
+          <w:ilvl w:val="0"/>
+          <w:numId w:val="1008"/>
+        </w:numPr>
+        <w:pStyle w:val="Compact"/>
+      </w:pPr>
+      <w:r>
+        <w:t xml:space="preserve">Sharing, forwarding, screenshotting, or otherwise reproducing internal communications, including but not limited to Slack messages, Microsoft Teams messages, WhatsApp group messages, emails, memos, meeting notes, or minutes;</w:t>
+      </w:r>
+    </w:p>
+    <w:p>
+      <w:pPr>
+        <w:numPr>
+          <w:ilvl w:val="0"/>
+          <w:numId w:val="1008"/>
+        </w:numPr>
+        <w:pStyle w:val="Compact"/>
+      </w:pPr>
+      <w:r>
+        <w:t xml:space="preserve">Posting about ongoing projects, product development, client work, or any non-public Company activities;</w:t>
+      </w:r>
+    </w:p>
+    <w:p>
+      <w:pPr>
+        <w:numPr>
+          <w:ilvl w:val="0"/>
+          <w:numId w:val="1008"/>
+        </w:numPr>
+        <w:pStyle w:val="Compact"/>
+      </w:pPr>
+      <w:r>
+        <w:t xml:space="preserve">Commenting on, liking, or sharing posts that disclose or could disclose confidential Company information;</w:t>
+      </w:r>
+    </w:p>
+    <w:p>
+      <w:pPr>
+        <w:numPr>
+          <w:ilvl w:val="0"/>
+          <w:numId w:val="1008"/>
+        </w:numPr>
+        <w:pStyle w:val="Compact"/>
+      </w:pPr>
+      <w:r>
+        <w:t xml:space="preserve">Identifying or tagging clients, partners, or stakeholders without their written consent and prior Company approval;</w:t>
+      </w:r>
+    </w:p>
+    <w:p>
+      <w:pPr>
+        <w:numPr>
+          <w:ilvl w:val="0"/>
+          <w:numId w:val="1008"/>
+        </w:numPr>
+        <w:pStyle w:val="Compact"/>
+      </w:pPr>
+      <w:r>
+        <w:t xml:space="preserve">Creating or participating in unofficial social media groups or accounts that use the PECH name, logo, or branding; and</w:t>
+      </w:r>
+    </w:p>
+    <w:p>
+      <w:pPr>
+        <w:numPr>
+          <w:ilvl w:val="0"/>
+          <w:numId w:val="1008"/>
+        </w:numPr>
+        <w:pStyle w:val="Compact"/>
+      </w:pPr>
+      <w:r>
+        <w:t xml:space="preserve">Engaging in online discussions or arguments about the Company, its competitors, or industry matters in a manner that could be attributed to PECH.</w:t>
+      </w:r>
+    </w:p>
     <w:bookmarkEnd w:id="36"/>
-    <w:bookmarkStart w:id="37" w:name="prohibited-social-media-activities"/>
-    <w:p>
-      <w:pPr>
-        <w:pStyle w:val="Heading3"/>
-        <w:rPr>
-          <w:color w:val="E08A00"/>
-        </w:rPr>
-      </w:pPr>
-      <w:r>
-        <w:rPr>
-          <w:b/>
-          <w:color w:val="E08A00"/>
-          <w:sz w:val="26"/>
-        </w:rPr>
-        <w:t xml:space="preserve">4.3 Prohibited Social Media Activities</w:t>
-      </w:r>
-    </w:p>
-    <w:p>
-      <w:pPr>
-        <w:pStyle w:val="FirstParagraph"/>
-      </w:pPr>
-      <w:r>
-        <w:t xml:space="preserve">The following activities are strictly prohibited on all social media platforms:</w:t>
-      </w:r>
-    </w:p>
-    <w:p>
-      <w:pPr>
-        <w:numPr>
-          <w:ilvl w:val="0"/>
-          <w:numId w:val="1008"/>
-        </w:numPr>
-        <w:pStyle w:val="Compact"/>
-      </w:pPr>
-      <w:r>
-        <w:t xml:space="preserve">Posting photographs, videos, or screenshots of PECH offices, workspaces, equipment, computer screens, documents, whiteboards, or meetings;</w:t>
-      </w:r>
-    </w:p>
-    <w:p>
-      <w:pPr>
-        <w:numPr>
-          <w:ilvl w:val="0"/>
-          <w:numId w:val="1008"/>
-        </w:numPr>
-        <w:pStyle w:val="Compact"/>
-      </w:pPr>
-      <w:r>
-        <w:t xml:space="preserve">Checking in at PECH offices, facilities, or client sites using location tagging or geotagging features;</w:t>
-      </w:r>
-    </w:p>
-    <w:p>
-      <w:pPr>
-        <w:numPr>
-          <w:ilvl w:val="0"/>
-          <w:numId w:val="1008"/>
-        </w:numPr>
-        <w:pStyle w:val="Compact"/>
-      </w:pPr>
-      <w:r>
-        <w:t xml:space="preserve">Sharing, forwarding, screenshotting, or otherwise reproducing internal communications, including but not limited to Slack messages, Microsoft Teams messages, WhatsApp group messages, emails, memos, meeting notes, or minutes;</w:t>
-      </w:r>
-    </w:p>
-    <w:p>
-      <w:pPr>
-        <w:numPr>
-          <w:ilvl w:val="0"/>
-          <w:numId w:val="1008"/>
-        </w:numPr>
-        <w:pStyle w:val="Compact"/>
-      </w:pPr>
-      <w:r>
-        <w:t xml:space="preserve">Posting about ongoing projects, product development, client work, or any non-public Company activities;</w:t>
-      </w:r>
-    </w:p>
-    <w:p>
-      <w:pPr>
-        <w:numPr>
-          <w:ilvl w:val="0"/>
-          <w:numId w:val="1008"/>
-        </w:numPr>
-        <w:pStyle w:val="Compact"/>
-      </w:pPr>
-      <w:r>
-        <w:t xml:space="preserve">Commenting on, liking, or sharing posts that disclose or could disclose confidential Company information;</w:t>
-      </w:r>
-    </w:p>
-    <w:p>
-      <w:pPr>
-        <w:numPr>
-          <w:ilvl w:val="0"/>
-          <w:numId w:val="1008"/>
-        </w:numPr>
-        <w:pStyle w:val="Compact"/>
-      </w:pPr>
-      <w:r>
-        <w:t xml:space="preserve">Identifying or tagging clients, partners, or stakeholders without their written consent and prior Company approval;</w:t>
-      </w:r>
-    </w:p>
-    <w:p>
-      <w:pPr>
-        <w:numPr>
-          <w:ilvl w:val="0"/>
-          <w:numId w:val="1008"/>
-        </w:numPr>
-        <w:pStyle w:val="Compact"/>
-      </w:pPr>
-      <w:r>
-        <w:t xml:space="preserve">Creating or participating in unofficial social media groups or accounts that use the PECH name, logo, or branding; and</w:t>
-      </w:r>
-    </w:p>
-    <w:p>
-      <w:pPr>
-        <w:numPr>
-          <w:ilvl w:val="0"/>
-          <w:numId w:val="1008"/>
-        </w:numPr>
-        <w:pStyle w:val="Compact"/>
-      </w:pPr>
-      <w:r>
-        <w:t xml:space="preserve">Engaging in online discussions or arguments about the Company, its competitors, or industry matters in a manner that could be attributed to PECH.</w:t>
-      </w:r>
-    </w:p>
-    <w:bookmarkEnd w:id="37"/>
-    <w:bookmarkStart w:id="38" w:name="official-company-accounts"/>
+    <w:bookmarkStart w:id="37" w:name="official-company-accounts"/>
     <w:p>
       <w:pPr>
         <w:pStyle w:val="Heading3"/>
@@ -1879,9 +1667,9 @@
         </w:pict>
       </w:r>
     </w:p>
+    <w:bookmarkEnd w:id="37"/>
     <w:bookmarkEnd w:id="38"/>
-    <w:bookmarkEnd w:id="39"/>
-    <w:bookmarkStart w:id="44" w:name="conference-and-speaking-engagements"/>
+    <w:bookmarkStart w:id="43" w:name="conference-and-speaking-engagements"/>
     <w:p>
       <w:pPr>
         <w:pBdr>
@@ -1910,7 +1698,7 @@
         <w:t xml:space="preserve">5. Conference and Speaking Engagements</w:t>
       </w:r>
     </w:p>
-    <w:bookmarkStart w:id="40" w:name="advance-approval-required"/>
+    <w:bookmarkStart w:id="39" w:name="advance-approval-required"/>
     <w:p>
       <w:pPr>
         <w:pStyle w:val="Heading3"/>
@@ -1951,8 +1739,86 @@
         <w:t xml:space="preserve">from the CEO or Communications Officer before accepting the invitation.</w:t>
       </w:r>
     </w:p>
+    <w:bookmarkEnd w:id="39"/>
+    <w:bookmarkStart w:id="40" w:name="content-review-and-approval"/>
+    <w:p>
+      <w:pPr>
+        <w:pStyle w:val="Heading3"/>
+        <w:rPr>
+          <w:color w:val="E08A00"/>
+        </w:rPr>
+      </w:pPr>
+      <w:r>
+        <w:rPr>
+          <w:b/>
+          <w:color w:val="E08A00"/>
+          <w:sz w:val="26"/>
+        </w:rPr>
+        <w:t xml:space="preserve">5.2 Content Review and Approval</w:t>
+      </w:r>
+    </w:p>
+    <w:p>
+      <w:pPr>
+        <w:pStyle w:val="FirstParagraph"/>
+      </w:pPr>
+      <w:r>
+        <w:t xml:space="preserve">All presentation materials, slide decks, scripts, talking points, handouts, abstracts, and any other content to be presented or distributed at such events must be:</w:t>
+      </w:r>
+    </w:p>
+    <w:p>
+      <w:pPr>
+        <w:numPr>
+          <w:ilvl w:val="0"/>
+          <w:numId w:val="1009"/>
+        </w:numPr>
+        <w:pStyle w:val="Compact"/>
+      </w:pPr>
+      <w:r>
+        <w:t xml:space="preserve">Submitted to the Communications Officer for review at least</w:t>
+      </w:r>
+      <w:r>
+        <w:t xml:space="preserve"> </w:t>
+      </w:r>
+      <w:r>
+        <w:rPr>
+          <w:bCs/>
+          <w:b/>
+        </w:rPr>
+        <w:t xml:space="preserve">ten (10) business days</w:t>
+      </w:r>
+      <w:r>
+        <w:t xml:space="preserve"> </w:t>
+      </w:r>
+      <w:r>
+        <w:t xml:space="preserve">before the event;</w:t>
+      </w:r>
+    </w:p>
+    <w:p>
+      <w:pPr>
+        <w:numPr>
+          <w:ilvl w:val="0"/>
+          <w:numId w:val="1009"/>
+        </w:numPr>
+        <w:pStyle w:val="Compact"/>
+      </w:pPr>
+      <w:r>
+        <w:t xml:space="preserve">Revised in accordance with any feedback or conditions from the Communications Officer or CEO; and</w:t>
+      </w:r>
+    </w:p>
+    <w:p>
+      <w:pPr>
+        <w:numPr>
+          <w:ilvl w:val="0"/>
+          <w:numId w:val="1009"/>
+        </w:numPr>
+        <w:pStyle w:val="Compact"/>
+      </w:pPr>
+      <w:r>
+        <w:t xml:space="preserve">Approved in writing before delivery at the event.</w:t>
+      </w:r>
+    </w:p>
     <w:bookmarkEnd w:id="40"/>
-    <w:bookmarkStart w:id="41" w:name="content-review-and-approval"/>
+    <w:bookmarkStart w:id="41" w:name="post-presentation-obligations"/>
     <w:p>
       <w:pPr>
         <w:pStyle w:val="Heading3"/>
@@ -1966,7 +1832,7 @@
           <w:color w:val="E08A00"/>
           <w:sz w:val="26"/>
         </w:rPr>
-        <w:t xml:space="preserve">5.2 Content Review and Approval</w:t>
+        <w:t xml:space="preserve">5.3 Post-Presentation Obligations</w:t>
       </w:r>
     </w:p>
     <w:p>
@@ -1974,153 +1840,75 @@
         <w:pStyle w:val="FirstParagraph"/>
       </w:pPr>
       <w:r>
-        <w:t xml:space="preserve">All presentation materials, slide decks, scripts, talking points, handouts, abstracts, and any other content to be presented or distributed at such events must be:</w:t>
-      </w:r>
-    </w:p>
-    <w:p>
-      <w:pPr>
-        <w:numPr>
-          <w:ilvl w:val="0"/>
-          <w:numId w:val="1009"/>
-        </w:numPr>
-        <w:pStyle w:val="Compact"/>
-      </w:pPr>
-      <w:r>
-        <w:t xml:space="preserve">Submitted to the Communications Officer for review at least</w:t>
-      </w:r>
-      <w:r>
-        <w:t xml:space="preserve"> </w:t>
-      </w:r>
-      <w:r>
-        <w:rPr>
-          <w:bCs/>
-          <w:b/>
-        </w:rPr>
-        <w:t xml:space="preserve">ten (10) business days</w:t>
-      </w:r>
-      <w:r>
-        <w:t xml:space="preserve"> </w:t>
-      </w:r>
-      <w:r>
-        <w:t xml:space="preserve">before the event;</w:t>
-      </w:r>
-    </w:p>
-    <w:p>
-      <w:pPr>
-        <w:numPr>
-          <w:ilvl w:val="0"/>
-          <w:numId w:val="1009"/>
-        </w:numPr>
-        <w:pStyle w:val="Compact"/>
-      </w:pPr>
-      <w:r>
-        <w:t xml:space="preserve">Revised in accordance with any feedback or conditions from the Communications Officer or CEO; and</w:t>
-      </w:r>
-    </w:p>
-    <w:p>
-      <w:pPr>
-        <w:numPr>
-          <w:ilvl w:val="0"/>
-          <w:numId w:val="1009"/>
-        </w:numPr>
-        <w:pStyle w:val="Compact"/>
-      </w:pPr>
-      <w:r>
-        <w:t xml:space="preserve">Approved in writing before delivery at the event.</w:t>
+        <w:t xml:space="preserve">Following any approved speaking engagement:</w:t>
+      </w:r>
+    </w:p>
+    <w:p>
+      <w:pPr>
+        <w:numPr>
+          <w:ilvl w:val="0"/>
+          <w:numId w:val="1010"/>
+        </w:numPr>
+        <w:pStyle w:val="Compact"/>
+      </w:pPr>
+      <w:r>
+        <w:t xml:space="preserve">All materials distributed or presented must be submitted to the Communications Officer within</w:t>
+      </w:r>
+      <w:r>
+        <w:t xml:space="preserve"> </w:t>
+      </w:r>
+      <w:r>
+        <w:rPr>
+          <w:bCs/>
+          <w:b/>
+        </w:rPr>
+        <w:t xml:space="preserve">two (2) business days</w:t>
+      </w:r>
+      <w:r>
+        <w:t xml:space="preserve"> </w:t>
+      </w:r>
+      <w:r>
+        <w:t xml:space="preserve">of the event;</w:t>
+      </w:r>
+    </w:p>
+    <w:p>
+      <w:pPr>
+        <w:numPr>
+          <w:ilvl w:val="0"/>
+          <w:numId w:val="1010"/>
+        </w:numPr>
+        <w:pStyle w:val="Compact"/>
+      </w:pPr>
+      <w:r>
+        <w:t xml:space="preserve">Recordings, transcripts, or summaries of the presentation must be provided if available;</w:t>
+      </w:r>
+    </w:p>
+    <w:p>
+      <w:pPr>
+        <w:numPr>
+          <w:ilvl w:val="0"/>
+          <w:numId w:val="1010"/>
+        </w:numPr>
+        <w:pStyle w:val="Compact"/>
+      </w:pPr>
+      <w:r>
+        <w:t xml:space="preserve">Any follow-up media inquiries resulting from the event must be handled in accordance with Section 6 of this Policy; and</w:t>
+      </w:r>
+    </w:p>
+    <w:p>
+      <w:pPr>
+        <w:numPr>
+          <w:ilvl w:val="0"/>
+          <w:numId w:val="1010"/>
+        </w:numPr>
+        <w:pStyle w:val="Compact"/>
+      </w:pPr>
+      <w:r>
+        <w:t xml:space="preserve">The speaker must report any questions or discussions that touched on sensitive or confidential Company matters.</w:t>
       </w:r>
     </w:p>
     <w:bookmarkEnd w:id="41"/>
-    <w:bookmarkStart w:id="42" w:name="post-presentation-obligations"/>
-    <w:p>
-      <w:pPr>
-        <w:pStyle w:val="Heading3"/>
-        <w:rPr>
-          <w:color w:val="E08A00"/>
-        </w:rPr>
-      </w:pPr>
-      <w:r>
-        <w:rPr>
-          <w:b/>
-          <w:color w:val="E08A00"/>
-          <w:sz w:val="26"/>
-        </w:rPr>
-        <w:t xml:space="preserve">5.3 Post-Presentation Obligations</w:t>
-      </w:r>
-    </w:p>
-    <w:p>
-      <w:pPr>
-        <w:pStyle w:val="FirstParagraph"/>
-      </w:pPr>
-      <w:r>
-        <w:t xml:space="preserve">Following any approved speaking engagement:</w:t>
-      </w:r>
-    </w:p>
-    <w:p>
-      <w:pPr>
-        <w:numPr>
-          <w:ilvl w:val="0"/>
-          <w:numId w:val="1010"/>
-        </w:numPr>
-        <w:pStyle w:val="Compact"/>
-      </w:pPr>
-      <w:r>
-        <w:t xml:space="preserve">All materials distributed or presented must be submitted to the Communications Officer within</w:t>
-      </w:r>
-      <w:r>
-        <w:t xml:space="preserve"> </w:t>
-      </w:r>
-      <w:r>
-        <w:rPr>
-          <w:bCs/>
-          <w:b/>
-        </w:rPr>
-        <w:t xml:space="preserve">two (2) business days</w:t>
-      </w:r>
-      <w:r>
-        <w:t xml:space="preserve"> </w:t>
-      </w:r>
-      <w:r>
-        <w:t xml:space="preserve">of the event;</w:t>
-      </w:r>
-    </w:p>
-    <w:p>
-      <w:pPr>
-        <w:numPr>
-          <w:ilvl w:val="0"/>
-          <w:numId w:val="1010"/>
-        </w:numPr>
-        <w:pStyle w:val="Compact"/>
-      </w:pPr>
-      <w:r>
-        <w:t xml:space="preserve">Recordings, transcripts, or summaries of the presentation must be provided if available;</w:t>
-      </w:r>
-    </w:p>
-    <w:p>
-      <w:pPr>
-        <w:numPr>
-          <w:ilvl w:val="0"/>
-          <w:numId w:val="1010"/>
-        </w:numPr>
-        <w:pStyle w:val="Compact"/>
-      </w:pPr>
-      <w:r>
-        <w:t xml:space="preserve">Any follow-up media inquiries resulting from the event must be handled in accordance with Section 6 of this Policy; and</w:t>
-      </w:r>
-    </w:p>
-    <w:p>
-      <w:pPr>
-        <w:numPr>
-          <w:ilvl w:val="0"/>
-          <w:numId w:val="1010"/>
-        </w:numPr>
-        <w:pStyle w:val="Compact"/>
-      </w:pPr>
-      <w:r>
-        <w:t xml:space="preserve">The speaker must report any questions or discussions that touched on sensitive or confidential Company matters.</w:t>
-      </w:r>
-    </w:p>
-    <w:bookmarkEnd w:id="42"/>
-    <w:bookmarkStart w:id="43" w:name="restrictions-during-engagements"/>
+    <w:bookmarkStart w:id="42" w:name="restrictions-during-engagements"/>
     <w:p>
       <w:pPr>
         <w:pStyle w:val="Heading3"/>
@@ -2224,9 +2012,9 @@
         </w:pict>
       </w:r>
     </w:p>
+    <w:bookmarkEnd w:id="42"/>
     <w:bookmarkEnd w:id="43"/>
-    <w:bookmarkEnd w:id="44"/>
-    <w:bookmarkStart w:id="49" w:name="media-inquiries"/>
+    <w:bookmarkStart w:id="48" w:name="media-inquiries"/>
     <w:p>
       <w:pPr>
         <w:pBdr>
@@ -2255,7 +2043,7 @@
         <w:t xml:space="preserve">6. Media Inquiries</w:t>
       </w:r>
     </w:p>
-    <w:bookmarkStart w:id="45" w:name="immediate-redirection"/>
+    <w:bookmarkStart w:id="44" w:name="immediate-redirection"/>
     <w:p>
       <w:pPr>
         <w:pStyle w:val="Heading3"/>
@@ -2306,154 +2094,154 @@
         <w:t xml:space="preserve">to the Communications Officer.</w:t>
       </w:r>
     </w:p>
+    <w:bookmarkEnd w:id="44"/>
+    <w:bookmarkStart w:id="45" w:name="no-engagement"/>
+    <w:p>
+      <w:pPr>
+        <w:pStyle w:val="Heading3"/>
+        <w:rPr>
+          <w:color w:val="E08A00"/>
+        </w:rPr>
+      </w:pPr>
+      <w:r>
+        <w:rPr>
+          <w:b/>
+          <w:color w:val="E08A00"/>
+          <w:sz w:val="26"/>
+        </w:rPr>
+        <w:t xml:space="preserve">6.2 No Engagement</w:t>
+      </w:r>
+    </w:p>
+    <w:p>
+      <w:pPr>
+        <w:pStyle w:val="FirstParagraph"/>
+      </w:pPr>
+      <w:r>
+        <w:t xml:space="preserve">Under no circumstances shall any person covered by this Policy:</w:t>
+      </w:r>
+    </w:p>
+    <w:p>
+      <w:pPr>
+        <w:numPr>
+          <w:ilvl w:val="0"/>
+          <w:numId w:val="1012"/>
+        </w:numPr>
+        <w:pStyle w:val="Compact"/>
+      </w:pPr>
+      <w:r>
+        <w:t xml:space="preserve">Confirm or deny any information, rumor, or allegation about the Company;</w:t>
+      </w:r>
+    </w:p>
+    <w:p>
+      <w:pPr>
+        <w:numPr>
+          <w:ilvl w:val="0"/>
+          <w:numId w:val="1012"/>
+        </w:numPr>
+        <w:pStyle w:val="Compact"/>
+      </w:pPr>
+      <w:r>
+        <w:t xml:space="preserve">Provide</w:t>
+      </w:r>
+      <w:r>
+        <w:t xml:space="preserve"> </w:t>
+      </w:r>
+      <w:r>
+        <w:t xml:space="preserve">“</w:t>
+      </w:r>
+      <w:r>
+        <w:t xml:space="preserve">off the record,</w:t>
+      </w:r>
+      <w:r>
+        <w:t xml:space="preserve">”</w:t>
+      </w:r>
+      <w:r>
+        <w:t xml:space="preserve"> </w:t>
+      </w:r>
+      <w:r>
+        <w:t xml:space="preserve">“</w:t>
+      </w:r>
+      <w:r>
+        <w:t xml:space="preserve">background,</w:t>
+      </w:r>
+      <w:r>
+        <w:t xml:space="preserve">”</w:t>
+      </w:r>
+      <w:r>
+        <w:t xml:space="preserve"> </w:t>
+      </w:r>
+      <w:r>
+        <w:t xml:space="preserve">or</w:t>
+      </w:r>
+      <w:r>
+        <w:t xml:space="preserve"> </w:t>
+      </w:r>
+      <w:r>
+        <w:t xml:space="preserve">“</w:t>
+      </w:r>
+      <w:r>
+        <w:t xml:space="preserve">not for attribution</w:t>
+      </w:r>
+      <w:r>
+        <w:t xml:space="preserve">”</w:t>
+      </w:r>
+      <w:r>
+        <w:t xml:space="preserve"> </w:t>
+      </w:r>
+      <w:r>
+        <w:t xml:space="preserve">comments;</w:t>
+      </w:r>
+    </w:p>
+    <w:p>
+      <w:pPr>
+        <w:numPr>
+          <w:ilvl w:val="0"/>
+          <w:numId w:val="1012"/>
+        </w:numPr>
+        <w:pStyle w:val="Compact"/>
+      </w:pPr>
+      <w:r>
+        <w:t xml:space="preserve">Speculate about Company matters;</w:t>
+      </w:r>
+    </w:p>
+    <w:p>
+      <w:pPr>
+        <w:numPr>
+          <w:ilvl w:val="0"/>
+          <w:numId w:val="1012"/>
+        </w:numPr>
+        <w:pStyle w:val="Compact"/>
+      </w:pPr>
+      <w:r>
+        <w:t xml:space="preserve">Share personal opinions that could be perceived as representing the Company’s position;</w:t>
+      </w:r>
+    </w:p>
+    <w:p>
+      <w:pPr>
+        <w:numPr>
+          <w:ilvl w:val="0"/>
+          <w:numId w:val="1012"/>
+        </w:numPr>
+        <w:pStyle w:val="Compact"/>
+      </w:pPr>
+      <w:r>
+        <w:t xml:space="preserve">Agree to follow-up interviews, calls, or meetings; or</w:t>
+      </w:r>
+    </w:p>
+    <w:p>
+      <w:pPr>
+        <w:numPr>
+          <w:ilvl w:val="0"/>
+          <w:numId w:val="1012"/>
+        </w:numPr>
+        <w:pStyle w:val="Compact"/>
+      </w:pPr>
+      <w:r>
+        <w:t xml:space="preserve">Provide any documentation, data, or materials to media representatives.</w:t>
+      </w:r>
+    </w:p>
     <w:bookmarkEnd w:id="45"/>
-    <w:bookmarkStart w:id="46" w:name="no-engagement"/>
-    <w:p>
-      <w:pPr>
-        <w:pStyle w:val="Heading3"/>
-        <w:rPr>
-          <w:color w:val="E08A00"/>
-        </w:rPr>
-      </w:pPr>
-      <w:r>
-        <w:rPr>
-          <w:b/>
-          <w:color w:val="E08A00"/>
-          <w:sz w:val="26"/>
-        </w:rPr>
-        <w:t xml:space="preserve">6.2 No Engagement</w:t>
-      </w:r>
-    </w:p>
-    <w:p>
-      <w:pPr>
-        <w:pStyle w:val="FirstParagraph"/>
-      </w:pPr>
-      <w:r>
-        <w:t xml:space="preserve">Under no circumstances shall any person covered by this Policy:</w:t>
-      </w:r>
-    </w:p>
-    <w:p>
-      <w:pPr>
-        <w:numPr>
-          <w:ilvl w:val="0"/>
-          <w:numId w:val="1012"/>
-        </w:numPr>
-        <w:pStyle w:val="Compact"/>
-      </w:pPr>
-      <w:r>
-        <w:t xml:space="preserve">Confirm or deny any information, rumor, or allegation about the Company;</w:t>
-      </w:r>
-    </w:p>
-    <w:p>
-      <w:pPr>
-        <w:numPr>
-          <w:ilvl w:val="0"/>
-          <w:numId w:val="1012"/>
-        </w:numPr>
-        <w:pStyle w:val="Compact"/>
-      </w:pPr>
-      <w:r>
-        <w:t xml:space="preserve">Provide</w:t>
-      </w:r>
-      <w:r>
-        <w:t xml:space="preserve"> </w:t>
-      </w:r>
-      <w:r>
-        <w:t xml:space="preserve">“</w:t>
-      </w:r>
-      <w:r>
-        <w:t xml:space="preserve">off the record,</w:t>
-      </w:r>
-      <w:r>
-        <w:t xml:space="preserve">”</w:t>
-      </w:r>
-      <w:r>
-        <w:t xml:space="preserve"> </w:t>
-      </w:r>
-      <w:r>
-        <w:t xml:space="preserve">“</w:t>
-      </w:r>
-      <w:r>
-        <w:t xml:space="preserve">background,</w:t>
-      </w:r>
-      <w:r>
-        <w:t xml:space="preserve">”</w:t>
-      </w:r>
-      <w:r>
-        <w:t xml:space="preserve"> </w:t>
-      </w:r>
-      <w:r>
-        <w:t xml:space="preserve">or</w:t>
-      </w:r>
-      <w:r>
-        <w:t xml:space="preserve"> </w:t>
-      </w:r>
-      <w:r>
-        <w:t xml:space="preserve">“</w:t>
-      </w:r>
-      <w:r>
-        <w:t xml:space="preserve">not for attribution</w:t>
-      </w:r>
-      <w:r>
-        <w:t xml:space="preserve">”</w:t>
-      </w:r>
-      <w:r>
-        <w:t xml:space="preserve"> </w:t>
-      </w:r>
-      <w:r>
-        <w:t xml:space="preserve">comments;</w:t>
-      </w:r>
-    </w:p>
-    <w:p>
-      <w:pPr>
-        <w:numPr>
-          <w:ilvl w:val="0"/>
-          <w:numId w:val="1012"/>
-        </w:numPr>
-        <w:pStyle w:val="Compact"/>
-      </w:pPr>
-      <w:r>
-        <w:t xml:space="preserve">Speculate about Company matters;</w:t>
-      </w:r>
-    </w:p>
-    <w:p>
-      <w:pPr>
-        <w:numPr>
-          <w:ilvl w:val="0"/>
-          <w:numId w:val="1012"/>
-        </w:numPr>
-        <w:pStyle w:val="Compact"/>
-      </w:pPr>
-      <w:r>
-        <w:t xml:space="preserve">Share personal opinions that could be perceived as representing the Company’s position;</w:t>
-      </w:r>
-    </w:p>
-    <w:p>
-      <w:pPr>
-        <w:numPr>
-          <w:ilvl w:val="0"/>
-          <w:numId w:val="1012"/>
-        </w:numPr>
-        <w:pStyle w:val="Compact"/>
-      </w:pPr>
-      <w:r>
-        <w:t xml:space="preserve">Agree to follow-up interviews, calls, or meetings; or</w:t>
-      </w:r>
-    </w:p>
-    <w:p>
-      <w:pPr>
-        <w:numPr>
-          <w:ilvl w:val="0"/>
-          <w:numId w:val="1012"/>
-        </w:numPr>
-        <w:pStyle w:val="Compact"/>
-      </w:pPr>
-      <w:r>
-        <w:t xml:space="preserve">Provide any documentation, data, or materials to media representatives.</w:t>
-      </w:r>
-    </w:p>
-    <w:bookmarkEnd w:id="46"/>
-    <w:bookmarkStart w:id="47" w:name="required-response"/>
+    <w:bookmarkStart w:id="46" w:name="required-response"/>
     <w:p>
       <w:pPr>
         <w:pStyle w:val="Heading3"/>
@@ -2524,8 +2312,8 @@
         <w:t xml:space="preserve">”</w:t>
       </w:r>
     </w:p>
-    <w:bookmarkEnd w:id="47"/>
-    <w:bookmarkStart w:id="48" w:name="information-recording"/>
+    <w:bookmarkEnd w:id="46"/>
+    <w:bookmarkStart w:id="47" w:name="information-recording"/>
     <w:p>
       <w:pPr>
         <w:pStyle w:val="Heading3"/>
@@ -2735,9 +2523,9 @@
         </w:pict>
       </w:r>
     </w:p>
+    <w:bookmarkEnd w:id="47"/>
     <w:bookmarkEnd w:id="48"/>
-    <w:bookmarkEnd w:id="49"/>
-    <w:bookmarkStart w:id="52" w:name="permitted-statements"/>
+    <w:bookmarkStart w:id="51" w:name="permitted-statements"/>
     <w:p>
       <w:pPr>
         <w:pBdr>
@@ -2766,7 +2554,7 @@
         <w:t xml:space="preserve">7. Permitted Statements</w:t>
       </w:r>
     </w:p>
-    <w:bookmarkStart w:id="50" w:name="authorized-general-statements"/>
+    <w:bookmarkStart w:id="49" w:name="authorized-general-statements"/>
     <w:p>
       <w:pPr>
         <w:pStyle w:val="Heading3"/>
@@ -2889,8 +2677,8 @@
         <w:t xml:space="preserve">”</w:t>
       </w:r>
     </w:p>
-    <w:bookmarkEnd w:id="50"/>
-    <w:bookmarkStart w:id="51" w:name="limitations"/>
+    <w:bookmarkEnd w:id="49"/>
+    <w:bookmarkStart w:id="50" w:name="limitations"/>
     <w:p>
       <w:pPr>
         <w:pStyle w:val="Heading3"/>
@@ -2971,9 +2759,9 @@
         </w:pict>
       </w:r>
     </w:p>
+    <w:bookmarkEnd w:id="50"/>
     <w:bookmarkEnd w:id="51"/>
-    <w:bookmarkEnd w:id="52"/>
-    <w:bookmarkStart w:id="55" w:name="prohibited-disclosures"/>
+    <w:bookmarkStart w:id="54" w:name="prohibited-disclosures"/>
     <w:p>
       <w:pPr>
         <w:pBdr>
@@ -3002,7 +2790,7 @@
         <w:t xml:space="preserve">8. Prohibited Disclosures</w:t>
       </w:r>
     </w:p>
-    <w:bookmarkStart w:id="53" w:name="strictly-prohibited-information"/>
+    <w:bookmarkStart w:id="52" w:name="strictly-prohibited-information"/>
     <w:p>
       <w:pPr>
         <w:pStyle w:val="Heading3"/>
@@ -3237,8 +3025,8 @@
         <w:t xml:space="preserve">— any information that has not been officially and publicly released by the Company through authorized channels.</w:t>
       </w:r>
     </w:p>
-    <w:bookmarkEnd w:id="53"/>
-    <w:bookmarkStart w:id="54" w:name="presumption-of-confidentiality"/>
+    <w:bookmarkEnd w:id="52"/>
+    <w:bookmarkStart w:id="53" w:name="presumption-of-confidentiality"/>
     <w:p>
       <w:pPr>
         <w:pStyle w:val="Heading3"/>
@@ -3286,9 +3074,9 @@
         </w:pict>
       </w:r>
     </w:p>
+    <w:bookmarkEnd w:id="53"/>
     <w:bookmarkEnd w:id="54"/>
-    <w:bookmarkEnd w:id="55"/>
-    <w:bookmarkStart w:id="60" w:name="crisis-communications"/>
+    <w:bookmarkStart w:id="59" w:name="crisis-communications"/>
     <w:p>
       <w:pPr>
         <w:pBdr>
@@ -3317,7 +3105,7 @@
         <w:t xml:space="preserve">9. Crisis Communications</w:t>
       </w:r>
     </w:p>
-    <w:bookmarkStart w:id="56" w:name="definition-of-crisis"/>
+    <w:bookmarkStart w:id="55" w:name="definition-of-crisis"/>
     <w:p>
       <w:pPr>
         <w:pStyle w:val="Heading3"/>
@@ -3438,8 +3226,50 @@
         <w:t xml:space="preserve">Any event that could materially affect the Company’s reputation or operations.</w:t>
       </w:r>
     </w:p>
+    <w:bookmarkEnd w:id="55"/>
+    <w:bookmarkStart w:id="56" w:name="sole-spokesperson"/>
+    <w:p>
+      <w:pPr>
+        <w:pStyle w:val="Heading3"/>
+        <w:rPr>
+          <w:color w:val="E08A00"/>
+        </w:rPr>
+      </w:pPr>
+      <w:r>
+        <w:rPr>
+          <w:b/>
+          <w:color w:val="E08A00"/>
+          <w:sz w:val="26"/>
+        </w:rPr>
+        <w:t xml:space="preserve">9.2 Sole Spokesperson</w:t>
+      </w:r>
+    </w:p>
+    <w:p>
+      <w:pPr>
+        <w:pStyle w:val="FirstParagraph"/>
+      </w:pPr>
+      <w:r>
+        <w:t xml:space="preserve">In the event of any crisis, the</w:t>
+      </w:r>
+      <w:r>
+        <w:t xml:space="preserve"> </w:t>
+      </w:r>
+      <w:r>
+        <w:rPr>
+          <w:bCs/>
+          <w:b/>
+        </w:rPr>
+        <w:t xml:space="preserve">CEO is the sole authorized spokesperson</w:t>
+      </w:r>
+      <w:r>
+        <w:t xml:space="preserve"> </w:t>
+      </w:r>
+      <w:r>
+        <w:t xml:space="preserve">for PECH Group Holdings Ltd. No other individual, regardless of their role or authority, is permitted to make any public statement, comment, or response relating to the crisis.</w:t>
+      </w:r>
+    </w:p>
     <w:bookmarkEnd w:id="56"/>
-    <w:bookmarkStart w:id="57" w:name="sole-spokesperson"/>
+    <w:bookmarkStart w:id="57" w:name="X5ad8777102f41949504e077b0dc5e7217e9e9a7"/>
     <w:p>
       <w:pPr>
         <w:pStyle w:val="Heading3"/>
@@ -3453,7 +3283,7 @@
           <w:color w:val="E08A00"/>
           <w:sz w:val="26"/>
         </w:rPr>
-        <w:t xml:space="preserve">9.2 Sole Spokesperson</w:t>
+        <w:t xml:space="preserve">9.3 Absolute Prohibition on Personal Comments</w:t>
       </w:r>
     </w:p>
     <w:p>
@@ -3461,101 +3291,59 @@
         <w:pStyle w:val="FirstParagraph"/>
       </w:pPr>
       <w:r>
-        <w:t xml:space="preserve">In the event of any crisis, the</w:t>
-      </w:r>
-      <w:r>
-        <w:t xml:space="preserve"> </w:t>
-      </w:r>
-      <w:r>
-        <w:rPr>
-          <w:bCs/>
-          <w:b/>
-        </w:rPr>
-        <w:t xml:space="preserve">CEO is the sole authorized spokesperson</w:t>
-      </w:r>
-      <w:r>
-        <w:t xml:space="preserve"> </w:t>
-      </w:r>
-      <w:r>
-        <w:t xml:space="preserve">for PECH Group Holdings Ltd. No other individual, regardless of their role or authority, is permitted to make any public statement, comment, or response relating to the crisis.</w:t>
+        <w:t xml:space="preserve">During a crisis:</w:t>
+      </w:r>
+    </w:p>
+    <w:p>
+      <w:pPr>
+        <w:numPr>
+          <w:ilvl w:val="0"/>
+          <w:numId w:val="1018"/>
+        </w:numPr>
+        <w:pStyle w:val="Compact"/>
+      </w:pPr>
+      <w:r>
+        <w:t xml:space="preserve">No person covered by this Policy shall make any personal comments, posts, statements, or communications — whether public or private — about the crisis or related matters;</w:t>
+      </w:r>
+    </w:p>
+    <w:p>
+      <w:pPr>
+        <w:numPr>
+          <w:ilvl w:val="0"/>
+          <w:numId w:val="1018"/>
+        </w:numPr>
+        <w:pStyle w:val="Compact"/>
+      </w:pPr>
+      <w:r>
+        <w:t xml:space="preserve">All social media activity relating to or that could be connected to the crisis is strictly prohibited;</w:t>
+      </w:r>
+    </w:p>
+    <w:p>
+      <w:pPr>
+        <w:numPr>
+          <w:ilvl w:val="0"/>
+          <w:numId w:val="1018"/>
+        </w:numPr>
+        <w:pStyle w:val="Compact"/>
+      </w:pPr>
+      <w:r>
+        <w:t xml:space="preserve">No communications with media, analysts, regulators, or any external party about the crisis are permitted except through the CEO; and</w:t>
+      </w:r>
+    </w:p>
+    <w:p>
+      <w:pPr>
+        <w:numPr>
+          <w:ilvl w:val="0"/>
+          <w:numId w:val="1018"/>
+        </w:numPr>
+        <w:pStyle w:val="Compact"/>
+      </w:pPr>
+      <w:r>
+        <w:t xml:space="preserve">Internal speculation, rumor-sharing, or discussion of the crisis on personal devices or platforms is prohibited.</w:t>
       </w:r>
     </w:p>
     <w:bookmarkEnd w:id="57"/>
-    <w:bookmarkStart w:id="58" w:name="X5ad8777102f41949504e077b0dc5e7217e9e9a7"/>
-    <w:p>
-      <w:pPr>
-        <w:pStyle w:val="Heading3"/>
-        <w:rPr>
-          <w:color w:val="E08A00"/>
-        </w:rPr>
-      </w:pPr>
-      <w:r>
-        <w:rPr>
-          <w:b/>
-          <w:color w:val="E08A00"/>
-          <w:sz w:val="26"/>
-        </w:rPr>
-        <w:t xml:space="preserve">9.3 Absolute Prohibition on Personal Comments</w:t>
-      </w:r>
-    </w:p>
-    <w:p>
-      <w:pPr>
-        <w:pStyle w:val="FirstParagraph"/>
-      </w:pPr>
-      <w:r>
-        <w:t xml:space="preserve">During a crisis:</w:t>
-      </w:r>
-    </w:p>
-    <w:p>
-      <w:pPr>
-        <w:numPr>
-          <w:ilvl w:val="0"/>
-          <w:numId w:val="1018"/>
-        </w:numPr>
-        <w:pStyle w:val="Compact"/>
-      </w:pPr>
-      <w:r>
-        <w:t xml:space="preserve">No person covered by this Policy shall make any personal comments, posts, statements, or communications — whether public or private — about the crisis or related matters;</w:t>
-      </w:r>
-    </w:p>
-    <w:p>
-      <w:pPr>
-        <w:numPr>
-          <w:ilvl w:val="0"/>
-          <w:numId w:val="1018"/>
-        </w:numPr>
-        <w:pStyle w:val="Compact"/>
-      </w:pPr>
-      <w:r>
-        <w:t xml:space="preserve">All social media activity relating to or that could be connected to the crisis is strictly prohibited;</w:t>
-      </w:r>
-    </w:p>
-    <w:p>
-      <w:pPr>
-        <w:numPr>
-          <w:ilvl w:val="0"/>
-          <w:numId w:val="1018"/>
-        </w:numPr>
-        <w:pStyle w:val="Compact"/>
-      </w:pPr>
-      <w:r>
-        <w:t xml:space="preserve">No communications with media, analysts, regulators, or any external party about the crisis are permitted except through the CEO; and</w:t>
-      </w:r>
-    </w:p>
-    <w:p>
-      <w:pPr>
-        <w:numPr>
-          <w:ilvl w:val="0"/>
-          <w:numId w:val="1018"/>
-        </w:numPr>
-        <w:pStyle w:val="Compact"/>
-      </w:pPr>
-      <w:r>
-        <w:t xml:space="preserve">Internal speculation, rumor-sharing, or discussion of the crisis on personal devices or platforms is prohibited.</w:t>
-      </w:r>
-    </w:p>
-    <w:bookmarkEnd w:id="58"/>
-    <w:bookmarkStart w:id="59" w:name="redirection-during-crisis"/>
+    <w:bookmarkStart w:id="58" w:name="redirection-during-crisis"/>
     <w:p>
       <w:pPr>
         <w:pStyle w:val="Heading3"/>
@@ -3617,9 +3405,9 @@
         </w:pict>
       </w:r>
     </w:p>
+    <w:bookmarkEnd w:id="58"/>
     <w:bookmarkEnd w:id="59"/>
-    <w:bookmarkEnd w:id="60"/>
-    <w:bookmarkStart w:id="63" w:name="whistleblower-protection"/>
+    <w:bookmarkStart w:id="62" w:name="whistleblower-protection"/>
     <w:p>
       <w:pPr>
         <w:pBdr>
@@ -3648,7 +3436,7 @@
         <w:t xml:space="preserve">10. Whistleblower Protection</w:t>
       </w:r>
     </w:p>
-    <w:bookmarkStart w:id="61" w:name="regulatory-reporting-preserved"/>
+    <w:bookmarkStart w:id="60" w:name="regulatory-reporting-preserved"/>
     <w:p>
       <w:pPr>
         <w:pStyle w:val="Heading3"/>
@@ -3915,8 +3703,8 @@
         <w:t xml:space="preserve">Making disclosures that are protected under Nigerian law, including but not limited to the provisions of applicable whistleblower protection legislation.</w:t>
       </w:r>
     </w:p>
-    <w:bookmarkEnd w:id="61"/>
-    <w:bookmarkStart w:id="62" w:name="no-retaliation"/>
+    <w:bookmarkEnd w:id="60"/>
+    <w:bookmarkStart w:id="61" w:name="no-retaliation"/>
     <w:p>
       <w:pPr>
         <w:pStyle w:val="Heading3"/>
@@ -3948,9 +3736,9 @@
         </w:pict>
       </w:r>
     </w:p>
+    <w:bookmarkEnd w:id="61"/>
     <w:bookmarkEnd w:id="62"/>
-    <w:bookmarkEnd w:id="63"/>
-    <w:bookmarkStart w:id="71" w:name="breach-consequences"/>
+    <w:bookmarkStart w:id="70" w:name="breach-consequences"/>
     <w:p>
       <w:pPr>
         <w:pBdr>
@@ -3979,7 +3767,7 @@
         <w:t xml:space="preserve">11. Breach Consequences</w:t>
       </w:r>
     </w:p>
-    <w:bookmarkStart w:id="67" w:name="disciplinary-framework"/>
+    <w:bookmarkStart w:id="66" w:name="disciplinary-framework"/>
     <w:p>
       <w:pPr>
         <w:pStyle w:val="Heading3"/>
@@ -4004,7 +3792,7 @@
         <w:t xml:space="preserve">Breaches of this Policy shall be treated as serious matters and will be addressed through the following progressive disciplinary framework:</w:t>
       </w:r>
     </w:p>
-    <w:bookmarkStart w:id="64" w:name="first-offense"/>
+    <w:bookmarkStart w:id="63" w:name="first-offense"/>
     <w:p>
       <w:pPr>
         <w:pStyle w:val="Heading4"/>
@@ -4093,8 +3881,8 @@
         <w:t xml:space="preserve">A formal note placed on the individual’s personnel file.</w:t>
       </w:r>
     </w:p>
-    <w:bookmarkEnd w:id="64"/>
-    <w:bookmarkStart w:id="65" w:name="second-offense"/>
+    <w:bookmarkEnd w:id="63"/>
+    <w:bookmarkStart w:id="64" w:name="second-offense"/>
     <w:p>
       <w:pPr>
         <w:pStyle w:val="Heading4"/>
@@ -4180,8 +3968,8 @@
         <w:t xml:space="preserve">A formal review of the individual’s continued engagement with the Company.</w:t>
       </w:r>
     </w:p>
-    <w:bookmarkEnd w:id="65"/>
-    <w:bookmarkStart w:id="66" w:name="third-offense-or-serious-breach"/>
+    <w:bookmarkEnd w:id="64"/>
+    <w:bookmarkStart w:id="65" w:name="third-offense-or-serious-breach"/>
     <w:p>
       <w:pPr>
         <w:pStyle w:val="Heading4"/>
@@ -4229,9 +4017,95 @@
         <w:t xml:space="preserve">Forfeiture of any outstanding benefits, bonuses, or entitlements to the extent permitted by law.</w:t>
       </w:r>
     </w:p>
+    <w:bookmarkEnd w:id="65"/>
     <w:bookmarkEnd w:id="66"/>
+    <w:bookmarkStart w:id="67" w:name="serious-breach"/>
+    <w:p>
+      <w:pPr>
+        <w:pStyle w:val="Heading3"/>
+        <w:rPr>
+          <w:color w:val="E08A00"/>
+        </w:rPr>
+      </w:pPr>
+      <w:r>
+        <w:rPr>
+          <w:b/>
+          <w:color w:val="E08A00"/>
+          <w:sz w:val="26"/>
+        </w:rPr>
+        <w:t xml:space="preserve">11.2 Serious Breach</w:t>
+      </w:r>
+    </w:p>
+    <w:p>
+      <w:pPr>
+        <w:pStyle w:val="FirstParagraph"/>
+      </w:pPr>
+      <w:r>
+        <w:t xml:space="preserve">A single incident may constitute a serious breach warranting immediate progression to third offense consequences, including but not limited to cases where:</w:t>
+      </w:r>
+    </w:p>
+    <w:p>
+      <w:pPr>
+        <w:numPr>
+          <w:ilvl w:val="0"/>
+          <w:numId w:val="1024"/>
+        </w:numPr>
+        <w:pStyle w:val="Compact"/>
+      </w:pPr>
+      <w:r>
+        <w:t xml:space="preserve">The disclosure results in material harm to the Company, its clients, or its stakeholders;</w:t>
+      </w:r>
+    </w:p>
+    <w:p>
+      <w:pPr>
+        <w:numPr>
+          <w:ilvl w:val="0"/>
+          <w:numId w:val="1024"/>
+        </w:numPr>
+        <w:pStyle w:val="Compact"/>
+      </w:pPr>
+      <w:r>
+        <w:t xml:space="preserve">The disclosure involves intentional malice or bad faith;</w:t>
+      </w:r>
+    </w:p>
+    <w:p>
+      <w:pPr>
+        <w:numPr>
+          <w:ilvl w:val="0"/>
+          <w:numId w:val="1024"/>
+        </w:numPr>
+        <w:pStyle w:val="Compact"/>
+      </w:pPr>
+      <w:r>
+        <w:t xml:space="preserve">The disclosure relates to highly sensitive confidential information;</w:t>
+      </w:r>
+    </w:p>
+    <w:p>
+      <w:pPr>
+        <w:numPr>
+          <w:ilvl w:val="0"/>
+          <w:numId w:val="1024"/>
+        </w:numPr>
+        <w:pStyle w:val="Compact"/>
+      </w:pPr>
+      <w:r>
+        <w:t xml:space="preserve">The disclosure results in legal liability for the Company; or</w:t>
+      </w:r>
+    </w:p>
+    <w:p>
+      <w:pPr>
+        <w:numPr>
+          <w:ilvl w:val="0"/>
+          <w:numId w:val="1024"/>
+        </w:numPr>
+        <w:pStyle w:val="Compact"/>
+      </w:pPr>
+      <w:r>
+        <w:t xml:space="preserve">The disclosure occurs during a crisis period.</w:t>
+      </w:r>
+    </w:p>
     <w:bookmarkEnd w:id="67"/>
-    <w:bookmarkStart w:id="68" w:name="serious-breach"/>
+    <w:bookmarkStart w:id="68" w:name="legal-action"/>
     <w:p>
       <w:pPr>
         <w:pStyle w:val="Heading3"/>
@@ -4245,7 +4119,7 @@
           <w:color w:val="E08A00"/>
           <w:sz w:val="26"/>
         </w:rPr>
-        <w:t xml:space="preserve">11.2 Serious Breach</w:t>
+        <w:t xml:space="preserve">11.3 Legal Action</w:t>
       </w:r>
     </w:p>
     <w:p>
@@ -4253,169 +4127,83 @@
         <w:pStyle w:val="FirstParagraph"/>
       </w:pPr>
       <w:r>
-        <w:t xml:space="preserve">A single incident may constitute a serious breach warranting immediate progression to third offense consequences, including but not limited to cases where:</w:t>
-      </w:r>
-    </w:p>
-    <w:p>
-      <w:pPr>
-        <w:numPr>
-          <w:ilvl w:val="0"/>
-          <w:numId w:val="1024"/>
-        </w:numPr>
-        <w:pStyle w:val="Compact"/>
-      </w:pPr>
-      <w:r>
-        <w:t xml:space="preserve">The disclosure results in material harm to the Company, its clients, or its stakeholders;</w:t>
-      </w:r>
-    </w:p>
-    <w:p>
-      <w:pPr>
-        <w:numPr>
-          <w:ilvl w:val="0"/>
-          <w:numId w:val="1024"/>
-        </w:numPr>
-        <w:pStyle w:val="Compact"/>
-      </w:pPr>
-      <w:r>
-        <w:t xml:space="preserve">The disclosure involves intentional malice or bad faith;</w:t>
-      </w:r>
-    </w:p>
-    <w:p>
-      <w:pPr>
-        <w:numPr>
-          <w:ilvl w:val="0"/>
-          <w:numId w:val="1024"/>
-        </w:numPr>
-        <w:pStyle w:val="Compact"/>
-      </w:pPr>
-      <w:r>
-        <w:t xml:space="preserve">The disclosure relates to highly sensitive confidential information;</w:t>
-      </w:r>
-    </w:p>
-    <w:p>
-      <w:pPr>
-        <w:numPr>
-          <w:ilvl w:val="0"/>
-          <w:numId w:val="1024"/>
-        </w:numPr>
-        <w:pStyle w:val="Compact"/>
-      </w:pPr>
-      <w:r>
-        <w:t xml:space="preserve">The disclosure results in legal liability for the Company; or</w:t>
-      </w:r>
-    </w:p>
-    <w:p>
-      <w:pPr>
-        <w:numPr>
-          <w:ilvl w:val="0"/>
-          <w:numId w:val="1024"/>
-        </w:numPr>
-        <w:pStyle w:val="Compact"/>
-      </w:pPr>
-      <w:r>
-        <w:t xml:space="preserve">The disclosure occurs during a crisis period.</w:t>
+        <w:t xml:space="preserve">PECH Group Holdings Ltd reserves the right to pursue</w:t>
+      </w:r>
+      <w:r>
+        <w:t xml:space="preserve"> </w:t>
+      </w:r>
+      <w:r>
+        <w:rPr>
+          <w:bCs/>
+          <w:b/>
+        </w:rPr>
+        <w:t xml:space="preserve">legal action for damages</w:t>
+      </w:r>
+      <w:r>
+        <w:t xml:space="preserve"> </w:t>
+      </w:r>
+      <w:r>
+        <w:t xml:space="preserve">against any individual who breaches this Policy, regardless of:</w:t>
+      </w:r>
+    </w:p>
+    <w:p>
+      <w:pPr>
+        <w:numPr>
+          <w:ilvl w:val="0"/>
+          <w:numId w:val="1025"/>
+        </w:numPr>
+        <w:pStyle w:val="Compact"/>
+      </w:pPr>
+      <w:r>
+        <w:t xml:space="preserve">Whether the individual is currently employed by or engaged with the Company;</w:t>
+      </w:r>
+    </w:p>
+    <w:p>
+      <w:pPr>
+        <w:numPr>
+          <w:ilvl w:val="0"/>
+          <w:numId w:val="1025"/>
+        </w:numPr>
+        <w:pStyle w:val="Compact"/>
+      </w:pPr>
+      <w:r>
+        <w:t xml:space="preserve">Whether disciplinary action has already been taken;</w:t>
+      </w:r>
+    </w:p>
+    <w:p>
+      <w:pPr>
+        <w:numPr>
+          <w:ilvl w:val="0"/>
+          <w:numId w:val="1025"/>
+        </w:numPr>
+        <w:pStyle w:val="Compact"/>
+      </w:pPr>
+      <w:r>
+        <w:t xml:space="preserve">The individual’s role, seniority, or length of engagement; and</w:t>
+      </w:r>
+    </w:p>
+    <w:p>
+      <w:pPr>
+        <w:numPr>
+          <w:ilvl w:val="0"/>
+          <w:numId w:val="1025"/>
+        </w:numPr>
+        <w:pStyle w:val="Compact"/>
+      </w:pPr>
+      <w:r>
+        <w:t xml:space="preserve">Whether the breach was intentional or negligent.</w:t>
+      </w:r>
+    </w:p>
+    <w:p>
+      <w:pPr>
+        <w:pStyle w:val="FirstParagraph"/>
+      </w:pPr>
+      <w:r>
+        <w:t xml:space="preserve">Such legal action may include claims for damages, injunctive relief, and any other remedy available under Nigerian law or the law of any other applicable jurisdiction.</w:t>
       </w:r>
     </w:p>
     <w:bookmarkEnd w:id="68"/>
-    <w:bookmarkStart w:id="69" w:name="legal-action"/>
-    <w:p>
-      <w:pPr>
-        <w:pStyle w:val="Heading3"/>
-        <w:rPr>
-          <w:color w:val="E08A00"/>
-        </w:rPr>
-      </w:pPr>
-      <w:r>
-        <w:rPr>
-          <w:b/>
-          <w:color w:val="E08A00"/>
-          <w:sz w:val="26"/>
-        </w:rPr>
-        <w:t xml:space="preserve">11.3 Legal Action</w:t>
-      </w:r>
-    </w:p>
-    <w:p>
-      <w:pPr>
-        <w:pStyle w:val="FirstParagraph"/>
-      </w:pPr>
-      <w:r>
-        <w:t xml:space="preserve">PECH Group Holdings Ltd reserves the right to pursue</w:t>
-      </w:r>
-      <w:r>
-        <w:t xml:space="preserve"> </w:t>
-      </w:r>
-      <w:r>
-        <w:rPr>
-          <w:bCs/>
-          <w:b/>
-        </w:rPr>
-        <w:t xml:space="preserve">legal action for damages</w:t>
-      </w:r>
-      <w:r>
-        <w:t xml:space="preserve"> </w:t>
-      </w:r>
-      <w:r>
-        <w:t xml:space="preserve">against any individual who breaches this Policy, regardless of:</w:t>
-      </w:r>
-    </w:p>
-    <w:p>
-      <w:pPr>
-        <w:numPr>
-          <w:ilvl w:val="0"/>
-          <w:numId w:val="1025"/>
-        </w:numPr>
-        <w:pStyle w:val="Compact"/>
-      </w:pPr>
-      <w:r>
-        <w:t xml:space="preserve">Whether the individual is currently employed by or engaged with the Company;</w:t>
-      </w:r>
-    </w:p>
-    <w:p>
-      <w:pPr>
-        <w:numPr>
-          <w:ilvl w:val="0"/>
-          <w:numId w:val="1025"/>
-        </w:numPr>
-        <w:pStyle w:val="Compact"/>
-      </w:pPr>
-      <w:r>
-        <w:t xml:space="preserve">Whether disciplinary action has already been taken;</w:t>
-      </w:r>
-    </w:p>
-    <w:p>
-      <w:pPr>
-        <w:numPr>
-          <w:ilvl w:val="0"/>
-          <w:numId w:val="1025"/>
-        </w:numPr>
-        <w:pStyle w:val="Compact"/>
-      </w:pPr>
-      <w:r>
-        <w:t xml:space="preserve">The individual’s role, seniority, or length of engagement; and</w:t>
-      </w:r>
-    </w:p>
-    <w:p>
-      <w:pPr>
-        <w:numPr>
-          <w:ilvl w:val="0"/>
-          <w:numId w:val="1025"/>
-        </w:numPr>
-        <w:pStyle w:val="Compact"/>
-      </w:pPr>
-      <w:r>
-        <w:t xml:space="preserve">Whether the breach was intentional or negligent.</w:t>
-      </w:r>
-    </w:p>
-    <w:p>
-      <w:pPr>
-        <w:pStyle w:val="FirstParagraph"/>
-      </w:pPr>
-      <w:r>
-        <w:t xml:space="preserve">Such legal action may include claims for damages, injunctive relief, and any other remedy available under Nigerian law or the law of any other applicable jurisdiction.</w:t>
-      </w:r>
-    </w:p>
-    <w:bookmarkEnd w:id="69"/>
-    <w:bookmarkStart w:id="70" w:name="contractors-interns-and-consultants"/>
+    <w:bookmarkStart w:id="69" w:name="contractors-interns-and-consultants"/>
     <w:p>
       <w:pPr>
         <w:pStyle w:val="Heading3"/>
@@ -4495,9 +4283,9 @@
         </w:pict>
       </w:r>
     </w:p>
+    <w:bookmarkEnd w:id="69"/>
     <w:bookmarkEnd w:id="70"/>
-    <w:bookmarkEnd w:id="71"/>
-    <w:bookmarkStart w:id="77" w:name="post-employment-obligations"/>
+    <w:bookmarkStart w:id="76" w:name="post-employment-obligations"/>
     <w:p>
       <w:pPr>
         <w:pBdr>
@@ -4526,7 +4314,7 @@
         <w:t xml:space="preserve">12. Post-Employment Obligations</w:t>
       </w:r>
     </w:p>
-    <w:bookmarkStart w:id="72" w:name="perpetual-restrictions"/>
+    <w:bookmarkStart w:id="71" w:name="perpetual-restrictions"/>
     <w:p>
       <w:pPr>
         <w:pStyle w:val="Heading3"/>
@@ -4567,8 +4355,47 @@
         <w:t xml:space="preserve">following the termination, expiration, or cessation of any individual’s relationship with PECH Group Holdings Ltd, regardless of the reason for departure.</w:t>
       </w:r>
     </w:p>
+    <w:bookmarkEnd w:id="71"/>
+    <w:bookmarkStart w:id="72" w:name="confidential-information-never-expires"/>
+    <w:p>
+      <w:pPr>
+        <w:pStyle w:val="Heading3"/>
+        <w:rPr>
+          <w:color w:val="E08A00"/>
+        </w:rPr>
+      </w:pPr>
+      <w:r>
+        <w:rPr>
+          <w:b/>
+          <w:color w:val="E08A00"/>
+          <w:sz w:val="26"/>
+        </w:rPr>
+        <w:t xml:space="preserve">12.2 Confidential Information Never Expires</w:t>
+      </w:r>
+    </w:p>
+    <w:p>
+      <w:pPr>
+        <w:pStyle w:val="FirstParagraph"/>
+      </w:pPr>
+      <w:r>
+        <w:t xml:space="preserve">Confidential information obtained during an individual’s engagement with PECH Group Holdings Ltd remains confidential</w:t>
+      </w:r>
+      <w:r>
+        <w:t xml:space="preserve"> </w:t>
+      </w:r>
+      <w:r>
+        <w:rPr>
+          <w:bCs/>
+          <w:b/>
+        </w:rPr>
+        <w:t xml:space="preserve">indefinitely</w:t>
+      </w:r>
+      <w:r>
+        <w:t xml:space="preserve">. There is no time limit, expiration date, or sunset clause on the obligation to protect such information.</w:t>
+      </w:r>
+    </w:p>
     <w:bookmarkEnd w:id="72"/>
-    <w:bookmarkStart w:id="73" w:name="confidential-information-never-expires"/>
+    <w:bookmarkStart w:id="73" w:name="post-employment-prohibitions"/>
     <w:p>
       <w:pPr>
         <w:pStyle w:val="Heading3"/>
@@ -4582,7 +4409,7 @@
           <w:color w:val="E08A00"/>
           <w:sz w:val="26"/>
         </w:rPr>
-        <w:t xml:space="preserve">12.2 Confidential Information Never Expires</w:t>
+        <w:t xml:space="preserve">12.3 Post-Employment Prohibitions</w:t>
       </w:r>
     </w:p>
     <w:p>
@@ -4590,24 +4417,83 @@
         <w:pStyle w:val="FirstParagraph"/>
       </w:pPr>
       <w:r>
-        <w:t xml:space="preserve">Confidential information obtained during an individual’s engagement with PECH Group Holdings Ltd remains confidential</w:t>
-      </w:r>
-      <w:r>
-        <w:t xml:space="preserve"> </w:t>
-      </w:r>
-      <w:r>
-        <w:rPr>
-          <w:bCs/>
-          <w:b/>
-        </w:rPr>
-        <w:t xml:space="preserve">indefinitely</w:t>
-      </w:r>
-      <w:r>
-        <w:t xml:space="preserve">. There is no time limit, expiration date, or sunset clause on the obligation to protect such information.</w:t>
+        <w:t xml:space="preserve">After leaving PECH Group Holdings Ltd, former employees, contractors, interns, consultants, board members, advisors, and any other former associates are permanently prohibited from:</w:t>
+      </w:r>
+    </w:p>
+    <w:p>
+      <w:pPr>
+        <w:numPr>
+          <w:ilvl w:val="0"/>
+          <w:numId w:val="1027"/>
+        </w:numPr>
+        <w:pStyle w:val="Compact"/>
+      </w:pPr>
+      <w:r>
+        <w:t xml:space="preserve">Publicly discussing, disclosing, or commenting on internal Company matters;</w:t>
+      </w:r>
+    </w:p>
+    <w:p>
+      <w:pPr>
+        <w:numPr>
+          <w:ilvl w:val="0"/>
+          <w:numId w:val="1027"/>
+        </w:numPr>
+        <w:pStyle w:val="Compact"/>
+      </w:pPr>
+      <w:r>
+        <w:t xml:space="preserve">Revealing business strategies, technology, methodologies, or proprietary processes;</w:t>
+      </w:r>
+    </w:p>
+    <w:p>
+      <w:pPr>
+        <w:numPr>
+          <w:ilvl w:val="0"/>
+          <w:numId w:val="1027"/>
+        </w:numPr>
+        <w:pStyle w:val="Compact"/>
+      </w:pPr>
+      <w:r>
+        <w:t xml:space="preserve">Identifying or discussing clients, customers, or business relationships;</w:t>
+      </w:r>
+    </w:p>
+    <w:p>
+      <w:pPr>
+        <w:numPr>
+          <w:ilvl w:val="0"/>
+          <w:numId w:val="1027"/>
+        </w:numPr>
+        <w:pStyle w:val="Compact"/>
+      </w:pPr>
+      <w:r>
+        <w:t xml:space="preserve">Sharing confidential information in any form, including in interviews, memoirs, social media posts, blog posts, conference talks, academic papers, or any other medium;</w:t>
+      </w:r>
+    </w:p>
+    <w:p>
+      <w:pPr>
+        <w:numPr>
+          <w:ilvl w:val="0"/>
+          <w:numId w:val="1027"/>
+        </w:numPr>
+        <w:pStyle w:val="Compact"/>
+      </w:pPr>
+      <w:r>
+        <w:t xml:space="preserve">Using confidential information for personal gain or for the benefit of any third party; and</w:t>
+      </w:r>
+    </w:p>
+    <w:p>
+      <w:pPr>
+        <w:numPr>
+          <w:ilvl w:val="0"/>
+          <w:numId w:val="1027"/>
+        </w:numPr>
+        <w:pStyle w:val="Compact"/>
+      </w:pPr>
+      <w:r>
+        <w:t xml:space="preserve">Making statements that could be perceived as representing the views or positions of PECH Group Holdings Ltd.</w:t>
       </w:r>
     </w:p>
     <w:bookmarkEnd w:id="73"/>
-    <w:bookmarkStart w:id="74" w:name="post-employment-prohibitions"/>
+    <w:bookmarkStart w:id="74" w:name="permitted-post-employment-statements"/>
     <w:p>
       <w:pPr>
         <w:pStyle w:val="Heading3"/>
@@ -4621,7 +4507,7 @@
           <w:color w:val="E08A00"/>
           <w:sz w:val="26"/>
         </w:rPr>
-        <w:t xml:space="preserve">12.3 Post-Employment Prohibitions</w:t>
+        <w:t xml:space="preserve">12.4 Permitted Post-Employment Statements</w:t>
       </w:r>
     </w:p>
     <w:p>
@@ -4629,153 +4515,55 @@
         <w:pStyle w:val="FirstParagraph"/>
       </w:pPr>
       <w:r>
-        <w:t xml:space="preserve">After leaving PECH Group Holdings Ltd, former employees, contractors, interns, consultants, board members, advisors, and any other former associates are permanently prohibited from:</w:t>
-      </w:r>
-    </w:p>
-    <w:p>
-      <w:pPr>
-        <w:numPr>
-          <w:ilvl w:val="0"/>
-          <w:numId w:val="1027"/>
-        </w:numPr>
-        <w:pStyle w:val="Compact"/>
-      </w:pPr>
-      <w:r>
-        <w:t xml:space="preserve">Publicly discussing, disclosing, or commenting on internal Company matters;</w:t>
-      </w:r>
-    </w:p>
-    <w:p>
-      <w:pPr>
-        <w:numPr>
-          <w:ilvl w:val="0"/>
-          <w:numId w:val="1027"/>
-        </w:numPr>
-        <w:pStyle w:val="Compact"/>
-      </w:pPr>
-      <w:r>
-        <w:t xml:space="preserve">Revealing business strategies, technology, methodologies, or proprietary processes;</w:t>
-      </w:r>
-    </w:p>
-    <w:p>
-      <w:pPr>
-        <w:numPr>
-          <w:ilvl w:val="0"/>
-          <w:numId w:val="1027"/>
-        </w:numPr>
-        <w:pStyle w:val="Compact"/>
-      </w:pPr>
-      <w:r>
-        <w:t xml:space="preserve">Identifying or discussing clients, customers, or business relationships;</w:t>
-      </w:r>
-    </w:p>
-    <w:p>
-      <w:pPr>
-        <w:numPr>
-          <w:ilvl w:val="0"/>
-          <w:numId w:val="1027"/>
-        </w:numPr>
-        <w:pStyle w:val="Compact"/>
-      </w:pPr>
-      <w:r>
-        <w:t xml:space="preserve">Sharing confidential information in any form, including in interviews, memoirs, social media posts, blog posts, conference talks, academic papers, or any other medium;</w:t>
-      </w:r>
-    </w:p>
-    <w:p>
-      <w:pPr>
-        <w:numPr>
-          <w:ilvl w:val="0"/>
-          <w:numId w:val="1027"/>
-        </w:numPr>
-        <w:pStyle w:val="Compact"/>
-      </w:pPr>
-      <w:r>
-        <w:t xml:space="preserve">Using confidential information for personal gain or for the benefit of any third party; and</w:t>
-      </w:r>
-    </w:p>
-    <w:p>
-      <w:pPr>
-        <w:numPr>
-          <w:ilvl w:val="0"/>
-          <w:numId w:val="1027"/>
-        </w:numPr>
-        <w:pStyle w:val="Compact"/>
-      </w:pPr>
-      <w:r>
-        <w:t xml:space="preserve">Making statements that could be perceived as representing the views or positions of PECH Group Holdings Ltd.</w:t>
+        <w:t xml:space="preserve">Former associates are permitted to state:</w:t>
+      </w:r>
+    </w:p>
+    <w:p>
+      <w:pPr>
+        <w:numPr>
+          <w:ilvl w:val="0"/>
+          <w:numId w:val="1028"/>
+        </w:numPr>
+        <w:pStyle w:val="Compact"/>
+      </w:pPr>
+      <w:r>
+        <w:t xml:space="preserve">That they were previously employed by or engaged with PECH Group Holdings Ltd;</w:t>
+      </w:r>
+    </w:p>
+    <w:p>
+      <w:pPr>
+        <w:numPr>
+          <w:ilvl w:val="0"/>
+          <w:numId w:val="1028"/>
+        </w:numPr>
+        <w:pStyle w:val="Compact"/>
+      </w:pPr>
+      <w:r>
+        <w:t xml:space="preserve">Their job title and general role description; and</w:t>
+      </w:r>
+    </w:p>
+    <w:p>
+      <w:pPr>
+        <w:numPr>
+          <w:ilvl w:val="0"/>
+          <w:numId w:val="1028"/>
+        </w:numPr>
+        <w:pStyle w:val="Compact"/>
+      </w:pPr>
+      <w:r>
+        <w:t xml:space="preserve">The dates of their engagement.</w:t>
+      </w:r>
+    </w:p>
+    <w:p>
+      <w:pPr>
+        <w:pStyle w:val="FirstParagraph"/>
+      </w:pPr>
+      <w:r>
+        <w:t xml:space="preserve">No further details may be shared without the Company’s prior written consent.</w:t>
       </w:r>
     </w:p>
     <w:bookmarkEnd w:id="74"/>
-    <w:bookmarkStart w:id="75" w:name="permitted-post-employment-statements"/>
-    <w:p>
-      <w:pPr>
-        <w:pStyle w:val="Heading3"/>
-        <w:rPr>
-          <w:color w:val="E08A00"/>
-        </w:rPr>
-      </w:pPr>
-      <w:r>
-        <w:rPr>
-          <w:b/>
-          <w:color w:val="E08A00"/>
-          <w:sz w:val="26"/>
-        </w:rPr>
-        <w:t xml:space="preserve">12.4 Permitted Post-Employment Statements</w:t>
-      </w:r>
-    </w:p>
-    <w:p>
-      <w:pPr>
-        <w:pStyle w:val="FirstParagraph"/>
-      </w:pPr>
-      <w:r>
-        <w:t xml:space="preserve">Former associates are permitted to state:</w:t>
-      </w:r>
-    </w:p>
-    <w:p>
-      <w:pPr>
-        <w:numPr>
-          <w:ilvl w:val="0"/>
-          <w:numId w:val="1028"/>
-        </w:numPr>
-        <w:pStyle w:val="Compact"/>
-      </w:pPr>
-      <w:r>
-        <w:t xml:space="preserve">That they were previously employed by or engaged with PECH Group Holdings Ltd;</w:t>
-      </w:r>
-    </w:p>
-    <w:p>
-      <w:pPr>
-        <w:numPr>
-          <w:ilvl w:val="0"/>
-          <w:numId w:val="1028"/>
-        </w:numPr>
-        <w:pStyle w:val="Compact"/>
-      </w:pPr>
-      <w:r>
-        <w:t xml:space="preserve">Their job title and general role description; and</w:t>
-      </w:r>
-    </w:p>
-    <w:p>
-      <w:pPr>
-        <w:numPr>
-          <w:ilvl w:val="0"/>
-          <w:numId w:val="1028"/>
-        </w:numPr>
-        <w:pStyle w:val="Compact"/>
-      </w:pPr>
-      <w:r>
-        <w:t xml:space="preserve">The dates of their engagement.</w:t>
-      </w:r>
-    </w:p>
-    <w:p>
-      <w:pPr>
-        <w:pStyle w:val="FirstParagraph"/>
-      </w:pPr>
-      <w:r>
-        <w:t xml:space="preserve">No further details may be shared without the Company’s prior written consent.</w:t>
-      </w:r>
-    </w:p>
-    <w:bookmarkEnd w:id="75"/>
-    <w:bookmarkStart w:id="76" w:name="enforcement"/>
+    <w:bookmarkStart w:id="75" w:name="enforcement"/>
     <w:p>
       <w:pPr>
         <w:pStyle w:val="Heading3"/>
@@ -4807,9 +4595,9 @@
         </w:pict>
       </w:r>
     </w:p>
+    <w:bookmarkEnd w:id="75"/>
     <w:bookmarkEnd w:id="76"/>
-    <w:bookmarkEnd w:id="77"/>
-    <w:bookmarkStart w:id="81" w:name="policy-review"/>
+    <w:bookmarkStart w:id="80" w:name="policy-review"/>
     <w:p>
       <w:pPr>
         <w:pBdr>
@@ -4838,7 +4626,7 @@
         <w:t xml:space="preserve">13. Policy Review</w:t>
       </w:r>
     </w:p>
-    <w:bookmarkStart w:id="78" w:name="annual-review"/>
+    <w:bookmarkStart w:id="77" w:name="annual-review"/>
     <w:p>
       <w:pPr>
         <w:pStyle w:val="Heading3"/>
@@ -4939,34 +4727,34 @@
         <w:t xml:space="preserve">Changes in the Company’s business, operations, or strategy.</w:t>
       </w:r>
     </w:p>
+    <w:bookmarkEnd w:id="77"/>
+    <w:bookmarkStart w:id="78" w:name="ad-hoc-updates"/>
+    <w:p>
+      <w:pPr>
+        <w:pStyle w:val="Heading3"/>
+        <w:rPr>
+          <w:color w:val="E08A00"/>
+        </w:rPr>
+      </w:pPr>
+      <w:r>
+        <w:rPr>
+          <w:b/>
+          <w:color w:val="E08A00"/>
+          <w:sz w:val="26"/>
+        </w:rPr>
+        <w:t xml:space="preserve">13.2 Ad Hoc Updates</w:t>
+      </w:r>
+    </w:p>
+    <w:p>
+      <w:pPr>
+        <w:pStyle w:val="FirstParagraph"/>
+      </w:pPr>
+      <w:r>
+        <w:t xml:space="preserve">In addition to the annual review, this Policy may be updated at any time at the discretion of the CEO in response to specific events, emerging risks, or operational requirements.</w:t>
+      </w:r>
+    </w:p>
     <w:bookmarkEnd w:id="78"/>
-    <w:bookmarkStart w:id="79" w:name="ad-hoc-updates"/>
-    <w:p>
-      <w:pPr>
-        <w:pStyle w:val="Heading3"/>
-        <w:rPr>
-          <w:color w:val="E08A00"/>
-        </w:rPr>
-      </w:pPr>
-      <w:r>
-        <w:rPr>
-          <w:b/>
-          <w:color w:val="E08A00"/>
-          <w:sz w:val="26"/>
-        </w:rPr>
-        <w:t xml:space="preserve">13.2 Ad Hoc Updates</w:t>
-      </w:r>
-    </w:p>
-    <w:p>
-      <w:pPr>
-        <w:pStyle w:val="FirstParagraph"/>
-      </w:pPr>
-      <w:r>
-        <w:t xml:space="preserve">In addition to the annual review, this Policy may be updated at any time at the discretion of the CEO in response to specific events, emerging risks, or operational requirements.</w:t>
-      </w:r>
-    </w:p>
-    <w:bookmarkEnd w:id="79"/>
-    <w:bookmarkStart w:id="80" w:name="communication-of-updates"/>
+    <w:bookmarkStart w:id="79" w:name="communication-of-updates"/>
     <w:p>
       <w:pPr>
         <w:pStyle w:val="Heading3"/>
@@ -5014,9 +4802,9 @@
         </w:pict>
       </w:r>
     </w:p>
+    <w:bookmarkEnd w:id="79"/>
     <w:bookmarkEnd w:id="80"/>
-    <w:bookmarkEnd w:id="81"/>
-    <w:bookmarkStart w:id="82" w:name="acknowledgment-and-agreement"/>
+    <w:bookmarkStart w:id="81" w:name="acknowledgment-and-agreement"/>
     <w:p>
       <w:pPr>
         <w:pBdr>
@@ -5417,16 +5205,8 @@
         <w:t xml:space="preserve">PECH Group Holdings Ltd | Confidential | pechgroupholdings.tech</w:t>
       </w:r>
     </w:p>
-    <w:bookmarkEnd w:id="82"/>
-    <w:bookmarkEnd w:id="83"/>
-    <w:sectPr>
-      <w:pgBorders w:offsetFrom="page">
-        <w:top w:val="single" w:sz="18" w:space="24" w:color="00BFFF"/>
-        <w:left w:val="single" w:sz="18" w:space="24" w:color="0099CC"/>
-        <w:bottom w:val="single" w:sz="18" w:space="24" w:color="F5A623"/>
-        <w:right w:val="single" w:sz="18" w:space="24" w:color="E08A00"/>
-      </w:pgBorders>
-    </w:sectPr>
+    <w:bookmarkEnd w:id="81"/>
+    <w:sectPr/>
     <w:p>
       <w:pPr>
         <w:pBdr>
